--- a/Getaran-Mekanik/Modul-Word/Modul-2-Sistem-Getaran-dan-Klasifikasi.docx
+++ b/Getaran-Mekanik/Modul-Word/Modul-2-Sistem-Getaran-dan-Klasifikasi.docx
@@ -9735,9 +9735,11 @@
     <w:sectPr>
       <w:headerReference w:type="default" r:id="rId15"/>
       <w:footerReference w:type="default" r:id="rId16"/>
+      <w:footerReference w:type="first" r:id="rId29"/>
       <w:pgSz w:w="11906" w:h="16838" w:code="9"/>
       <w:pgMar w:top="1701" w:right="1418" w:bottom="1418" w:left="1701" w:header="709" w:footer="709" w:gutter="0"/>
       <w:cols w:space="708"/>
+      <w:titlePg/>
       <w:docGrid w:linePitch="360"/>
     </w:sectPr>
   </w:body>
@@ -10292,6 +10294,16 @@
         </mc:Fallback>
       </mc:AlternateContent>
     </w:r>
+  </w:p>
+</w:ftr>
+</file>
+
+<file path=word/footer2.xml><?xml version="1.0" encoding="utf-8"?>
+<w:ftr xmlns:m="http://schemas.openxmlformats.org/officeDocument/2006/math" xmlns:mc="http://schemas.openxmlformats.org/markup-compatibility/2006" xmlns:mo="http://schemas.microsoft.com/office/mac/office/2008/main" xmlns:mv="urn:schemas-microsoft-com:mac:vml" xmlns:o="urn:schemas-microsoft-com:office:office" xmlns:r="http://schemas.openxmlformats.org/officeDocument/2006/relationships" xmlns:v="urn:schemas-microsoft-com:vml" xmlns:w10="urn:schemas-microsoft-com:office:word" xmlns:w14="http://schemas.microsoft.com/office/word/2010/wordml" xmlns:w="http://schemas.openxmlformats.org/wordprocessingml/2006/main" xmlns:wne="http://schemas.microsoft.com/office/word/2006/wordml" xmlns:wp14="http://schemas.microsoft.com/office/word/2010/wordprocessingDrawing" xmlns:wp="http://schemas.openxmlformats.org/drawingml/2006/wordprocessingDrawing" xmlns:wpc="http://schemas.microsoft.com/office/word/2010/wordprocessingCanvas" xmlns:wpg="http://schemas.microsoft.com/office/word/2010/wordprocessingGroup" xmlns:wpi="http://schemas.microsoft.com/office/word/2010/wordprocessingInk" xmlns:wps="http://schemas.microsoft.com/office/word/2010/wordprocessingShape" mc:Ignorable="w14 wp14">
+  <w:p>
+    <w:pPr>
+      <w:pStyle w:val="Footer"/>
+    </w:pPr>
   </w:p>
 </w:ftr>
 </file>

--- a/Getaran-Mekanik/Modul-Word/Modul-2-Sistem-Getaran-dan-Klasifikasi.docx
+++ b/Getaran-Mekanik/Modul-Word/Modul-2-Sistem-Getaran-dan-Klasifikasi.docx
@@ -6582,7 +6582,7 @@
           <w:i w:val="0"/>
           <w:sz w:val="22"/>
         </w:rPr>
-        <w:t>Empat cell berikut mengimplementasikan konsep dasar Pertemuan 2 memakai parameter referensi m=5 kg, k=2000 N/m, c=40 Ns/m. Lingkungan: conda env getaran_mekanik dengan paket numpy dan matplotlib; notebook sistem_getaran_klasifikasi.ipynb. Gambar 8 menunjukkan cuplikan Cell 1 yang menghitung seluruh parameter dinamik dasar.</w:t>
+        <w:t xml:space="preserve">Empat cell berikut mengimplementasikan konsep dasar Pertemuan 2 memakai parameter referensi m=5 kg, k=2000 N/m, c=40 Ns/m. Lingkungan: conda env getaran_mekanik dengan paket numpy dan matplotlib; notebook sistem_getaran_klasifikasi.ipynb. Gambar 8 menunjukkan potongan Cell 1 yang menghitung seluruh parameter dinamik dasar.</w:t>
       </w:r>
     </w:p>
     <w:p>
@@ -6639,7 +6639,7 @@
           <w:color w:val="444444"/>
           <w:sz w:val="20"/>
         </w:rPr>
-        <w:t>Gambar 8. Cuplikan Cell 1: perhitungan parameter dinamik dasar (ωn, c_c, ζ, ωd) dari m, k, c menggunakan NumPy.</w:t>
+        <w:t xml:space="preserve">Gambar 8. Potongan Cell 1: perhitungan parameter dinamik dasar (ωn, c_c, ζ, ωd) dari m, k, c menggunakan NumPy.</w:t>
       </w:r>
     </w:p>
     <w:p>

--- a/Getaran-Mekanik/Modul-Word/Modul-2-Sistem-Getaran-dan-Klasifikasi.docx
+++ b/Getaran-Mekanik/Modul-Word/Modul-2-Sistem-Getaran-dan-Klasifikasi.docx
@@ -1379,7 +1379,7 @@
                                 <w:szCs w:val="20"/>
                                 <w:lang w:val="en-US"/>
                               </w:rPr>
-                              <w:t>myclass.mercubuana.ac.id</w:t>
+                              <w:t xml:space="preserve">myclass.mercubuana.ac·id</w:t>
                             </w:r>
                           </w:p>
                         </w:txbxContent>
@@ -1426,7 +1426,7 @@
                           <w:szCs w:val="20"/>
                           <w:lang w:val="en-US"/>
                         </w:rPr>
-                        <w:t>myclass.mercubuana.ac.id</w:t>
+                        <w:t xml:space="preserve">myclass.mercubuana.ac·id</w:t>
                       </w:r>
                     </w:p>
                   </w:txbxContent>
@@ -2512,7 +2512,7 @@
                                 <w:sz w:val="20"/>
                                 <w:szCs w:val="20"/>
                               </w:rPr>
-                              <w:t>www.mercubuana.ac.id</w:t>
+                              <w:t xml:space="preserve">www.mercubuana.ac·id</w:t>
                             </w:r>
                           </w:p>
                         </w:txbxContent>
@@ -2558,7 +2558,7 @@
                           <w:sz w:val="20"/>
                           <w:szCs w:val="20"/>
                         </w:rPr>
-                        <w:t>www.mercubuana.ac.id</w:t>
+                        <w:t xml:space="preserve">www.mercubuana.ac·id</w:t>
                       </w:r>
                     </w:p>
                   </w:txbxContent>
@@ -2854,7 +2854,131 @@
           <w:color w:val="305496"/>
           <w:sz w:val="22"/>
         </w:rPr>
-        <w:t>F_inersia + F_redaman + F_pegas = F_eksitasi  ⟹  mẍ + cẋ + kx = F(t)</w:t>
+        <w:t xml:space="preserve"/>
+      </w:r>
+      <w:r>
+        <w:rPr>
+          <w:rFonts w:ascii="Arial" w:hAnsi="Arial" w:cs="Arial"/>
+          <w:b/>
+          <w:i/>
+          <w:color w:val="305496"/>
+          <w:sz w:val="22"/>
+        </w:rPr>
+        <w:t xml:space="preserve">F</w:t>
+      </w:r>
+      <w:r>
+        <w:rPr>
+          <w:rFonts w:ascii="Arial" w:hAnsi="Arial" w:cs="Arial"/>
+          <w:b/>
+          <w:i/>
+          <w:color w:val="305496"/>
+          <w:sz w:val="22"/>
+          <w:vertAlign w:val="subscript"/>
+        </w:rPr>
+        <w:t xml:space="preserve">inersia</w:t>
+      </w:r>
+      <w:r>
+        <w:rPr>
+          <w:rFonts w:ascii="Arial" w:hAnsi="Arial" w:cs="Arial"/>
+          <w:b/>
+          <w:i/>
+          <w:color w:val="305496"/>
+          <w:sz w:val="22"/>
+        </w:rPr>
+        <w:t xml:space="preserve"> + </w:t>
+      </w:r>
+      <w:r>
+        <w:rPr>
+          <w:rFonts w:ascii="Arial" w:hAnsi="Arial" w:cs="Arial"/>
+          <w:b/>
+          <w:i/>
+          <w:color w:val="305496"/>
+          <w:sz w:val="22"/>
+        </w:rPr>
+        <w:t xml:space="preserve">F</w:t>
+      </w:r>
+      <w:r>
+        <w:rPr>
+          <w:rFonts w:ascii="Arial" w:hAnsi="Arial" w:cs="Arial"/>
+          <w:b/>
+          <w:i/>
+          <w:color w:val="305496"/>
+          <w:sz w:val="22"/>
+          <w:vertAlign w:val="subscript"/>
+        </w:rPr>
+        <w:t xml:space="preserve">redaman</w:t>
+      </w:r>
+      <w:r>
+        <w:rPr>
+          <w:rFonts w:ascii="Arial" w:hAnsi="Arial" w:cs="Arial"/>
+          <w:b/>
+          <w:i/>
+          <w:color w:val="305496"/>
+          <w:sz w:val="22"/>
+        </w:rPr>
+        <w:t xml:space="preserve"> + </w:t>
+      </w:r>
+      <w:r>
+        <w:rPr>
+          <w:rFonts w:ascii="Arial" w:hAnsi="Arial" w:cs="Arial"/>
+          <w:b/>
+          <w:i/>
+          <w:color w:val="305496"/>
+          <w:sz w:val="22"/>
+        </w:rPr>
+        <w:t xml:space="preserve">F</w:t>
+      </w:r>
+      <w:r>
+        <w:rPr>
+          <w:rFonts w:ascii="Arial" w:hAnsi="Arial" w:cs="Arial"/>
+          <w:b/>
+          <w:i/>
+          <w:color w:val="305496"/>
+          <w:sz w:val="22"/>
+          <w:vertAlign w:val="subscript"/>
+        </w:rPr>
+        <w:t xml:space="preserve">pegas</w:t>
+      </w:r>
+      <w:r>
+        <w:rPr>
+          <w:rFonts w:ascii="Arial" w:hAnsi="Arial" w:cs="Arial"/>
+          <w:b/>
+          <w:i/>
+          <w:color w:val="305496"/>
+          <w:sz w:val="22"/>
+        </w:rPr>
+        <w:t xml:space="preserve"> = </w:t>
+      </w:r>
+      <w:r>
+        <w:rPr>
+          <w:rFonts w:ascii="Arial" w:hAnsi="Arial" w:cs="Arial"/>
+          <w:b/>
+          <w:i/>
+          <w:color w:val="305496"/>
+          <w:sz w:val="22"/>
+        </w:rPr>
+        <w:t xml:space="preserve">F</w:t>
+      </w:r>
+      <w:r>
+        <w:rPr>
+          <w:rFonts w:ascii="Arial" w:hAnsi="Arial" w:cs="Arial"/>
+          <w:b/>
+          <w:i/>
+          <w:color w:val="305496"/>
+          <w:sz w:val="22"/>
+          <w:vertAlign w:val="subscript"/>
+        </w:rPr>
+        <w:t xml:space="preserve">eksitasi</w:t>
+      </w:r>
+      <w:r>
+        <w:rPr>
+          <w:rFonts w:ascii="Arial" w:hAnsi="Arial" w:cs="Arial"/>
+          <w:b/>
+          <w:i/>
+          <w:color w:val="305496"/>
+          <w:sz w:val="22"/>
+        </w:rPr>
+        <w:t xml:space="preserve">  ⟹  mẍ + cẋ + kx = F(t)</w:t>
       </w:r>
     </w:p>
     <w:p>
@@ -3459,7 +3583,119 @@
           <w:i w:val="0"/>
           <w:sz w:val="22"/>
         </w:rPr>
-        <w:t>Sebagai contoh konkret, tinjau sistem 1-DoF dengan m = 5 kg, k = 2000 N/m, dan c = 40 Ns/m (parameter yang dipakai konsisten pada seluruh implementasi Python pertemuan ini). Frekuensi natural tak teredam ωn = √(k/m) = √(2000/5) = 20 rad/s, setara f_n = ωn/(2π) ≈ 3,1831 Hz dengan periode T = 1/f_n ≈ 0,3142 s. Redaman kritis c_c = 2√(km) = 2√(2000·5) = 200 Ns/m, sehingga rasio redaman ζ = c/c_c = 40/200 = 0,2, mengklasifikasikan sistem ini sebagai underdamped dengan frekuensi teredam ωd = ωn√(1-ζ²) = 20√(1-0,04) ≈ 19,596 rad/s. Nilai-nilai inilah yang dipakai ulang pada Cell 1 implementasi Python.</w:t>
+        <w:t xml:space="preserve">Sebagai contoh konkret, tinjau sistem 1-DoF dengan m = 5 kg, k = 2000 N/m, dan c = 40 Ns/m (parameter yang dipakai konsisten pada seluruh implementasi Python pertemuan ini). Frekuensi natural tak teredam ωn = √(k/m) = √(2000/5) = 20 rad/s, setara </w:t>
+      </w:r>
+      <w:r>
+        <w:rPr>
+          <w:rFonts w:ascii="Arial" w:hAnsi="Arial" w:cs="Arial"/>
+          <w:b w:val="0"/>
+          <w:i w:val="0"/>
+          <w:sz w:val="22"/>
+        </w:rPr>
+        <w:t xml:space="preserve">f</w:t>
+      </w:r>
+      <w:r>
+        <w:rPr>
+          <w:rFonts w:ascii="Arial" w:hAnsi="Arial" w:cs="Arial"/>
+          <w:b w:val="0"/>
+          <w:i w:val="0"/>
+          <w:sz w:val="22"/>
+          <w:vertAlign w:val="subscript"/>
+        </w:rPr>
+        <w:t xml:space="preserve">n</w:t>
+      </w:r>
+      <w:r>
+        <w:rPr>
+          <w:rFonts w:ascii="Arial" w:hAnsi="Arial" w:cs="Arial"/>
+          <w:b w:val="0"/>
+          <w:i w:val="0"/>
+          <w:sz w:val="22"/>
+        </w:rPr>
+        <w:t xml:space="preserve"> = ωn/(2π) ≈ 3,1831 Hz dengan periode T = 1/</w:t>
+      </w:r>
+      <w:r>
+        <w:rPr>
+          <w:rFonts w:ascii="Arial" w:hAnsi="Arial" w:cs="Arial"/>
+          <w:b w:val="0"/>
+          <w:i w:val="0"/>
+          <w:sz w:val="22"/>
+        </w:rPr>
+        <w:t xml:space="preserve">f</w:t>
+      </w:r>
+      <w:r>
+        <w:rPr>
+          <w:rFonts w:ascii="Arial" w:hAnsi="Arial" w:cs="Arial"/>
+          <w:b w:val="0"/>
+          <w:i w:val="0"/>
+          <w:sz w:val="22"/>
+          <w:vertAlign w:val="subscript"/>
+        </w:rPr>
+        <w:t xml:space="preserve">n</w:t>
+      </w:r>
+      <w:r>
+        <w:rPr>
+          <w:rFonts w:ascii="Arial" w:hAnsi="Arial" w:cs="Arial"/>
+          <w:b w:val="0"/>
+          <w:i w:val="0"/>
+          <w:sz w:val="22"/>
+        </w:rPr>
+        <w:t xml:space="preserve"> ≈ 0,3142 s. Redaman kritis </w:t>
+      </w:r>
+      <w:r>
+        <w:rPr>
+          <w:rFonts w:ascii="Arial" w:hAnsi="Arial" w:cs="Arial"/>
+          <w:b w:val="0"/>
+          <w:i w:val="0"/>
+          <w:sz w:val="22"/>
+        </w:rPr>
+        <w:t xml:space="preserve">c</w:t>
+      </w:r>
+      <w:r>
+        <w:rPr>
+          <w:rFonts w:ascii="Arial" w:hAnsi="Arial" w:cs="Arial"/>
+          <w:b w:val="0"/>
+          <w:i w:val="0"/>
+          <w:sz w:val="22"/>
+          <w:vertAlign w:val="subscript"/>
+        </w:rPr>
+        <w:t xml:space="preserve">c</w:t>
+      </w:r>
+      <w:r>
+        <w:rPr>
+          <w:rFonts w:ascii="Arial" w:hAnsi="Arial" w:cs="Arial"/>
+          <w:b w:val="0"/>
+          <w:i w:val="0"/>
+          <w:sz w:val="22"/>
+        </w:rPr>
+        <w:t xml:space="preserve"> = 2√(km) = 2√(2000·5) = 200 Ns/m, sehingga rasio redaman ζ = c/</w:t>
+      </w:r>
+      <w:r>
+        <w:rPr>
+          <w:rFonts w:ascii="Arial" w:hAnsi="Arial" w:cs="Arial"/>
+          <w:b w:val="0"/>
+          <w:i w:val="0"/>
+          <w:sz w:val="22"/>
+        </w:rPr>
+        <w:t xml:space="preserve">c</w:t>
+      </w:r>
+      <w:r>
+        <w:rPr>
+          <w:rFonts w:ascii="Arial" w:hAnsi="Arial" w:cs="Arial"/>
+          <w:b w:val="0"/>
+          <w:i w:val="0"/>
+          <w:sz w:val="22"/>
+          <w:vertAlign w:val="subscript"/>
+        </w:rPr>
+        <w:t xml:space="preserve">c</w:t>
+      </w:r>
+      <w:r>
+        <w:rPr>
+          <w:rFonts w:ascii="Arial" w:hAnsi="Arial" w:cs="Arial"/>
+          <w:b w:val="0"/>
+          <w:i w:val="0"/>
+          <w:sz w:val="22"/>
+        </w:rPr>
+        <w:t xml:space="preserve"> = 40/200 = 0,2, mengklasifikasikan sistem ini sebagai underdamped dengan frekuensi teredam ωd = ωn√(1-ζ²) = 20√(1-0,04) ≈ 19,596 rad/s. Nilai-nilai inilah yang dipakai ulang pada Cell 1 implementasi Python.</w:t>
       </w:r>
     </w:p>
     <w:p>
@@ -3523,6 +3759,15 @@
         </w:rPr>
         <w:t>Tiga metode independen dapat dipakai untuk menurunkan persamaan gerak (equation of motion, EOM) sistem 1-DoF: Hukum Newton II (berbasis gaya), Prinsip D’Alembert (kesetimbangan dinamik dengan gaya inersia fiktif), dan Metode Energi/Lagrangian (berbasis energi kinetik dan potensial). Untuk sistem konservatif linear, ketiga metode wajib menghasilkan persamaan diferensial yang identik; bila berbeda, terdapat kesalahan tanda atau geometri yang harus ditelusuri ulang.</w:t>
       </w:r>
+      <w:r>
+        <w:rPr>
+          <w:rFonts w:ascii="Arial" w:hAnsi="Arial" w:cs="Arial"/>
+          <w:b w:val="0"/>
+          <w:i w:val="0"/>
+          <w:sz w:val="22"/>
+        </w:rPr>
+        <w:t xml:space="preserve"> Hubungan ini dirangkum dalam Persamaan (1).</w:t>
+      </w:r>
     </w:p>
     <w:p>
       <w:pPr>
@@ -3538,6 +3783,16 @@
           <w:sz w:val="22"/>
         </w:rPr>
         <w:t>m·ẍ + c·ẋ + k·x = F(t)  ⟹  ẍ + 2ζωn·ẋ + ωn²·x = F(t)/m,   ωn = √(k/m),   ζ = c/(2√(km))</w:t>
+      </w:r>
+      <w:r>
+        <w:rPr>
+          <w:rFonts w:ascii="Arial" w:hAnsi="Arial" w:cs="Arial"/>
+          <w:b/>
+          <w:i/>
+          <w:color w:val="305496"/>
+          <w:sz w:val="22"/>
+        </w:rPr>
+        <w:t xml:space="preserve">   (1)</w:t>
       </w:r>
     </w:p>
     <w:p>
@@ -4046,7 +4301,35 @@
           <w:i w:val="0"/>
           <w:sz w:val="22"/>
         </w:rPr>
-        <w:t>Sebagai contoh konkret penerapan trik penting: tinjau massa m tergantung vertikal dari pegas k. Bila perpindahan x diukur dari posisi kesetimbangan statik (bukan dari panjang alami pegas), gaya gravitasi mg akan lenyap secara aljabar dari EOM akhir, menyisakan bentuk bersih mẍ + cẋ + kx = F(t). Ini terjadi karena gravitasi sudah "diserap" oleh defleksi statik δ_st = mg/k pada titik kesetimbangan baru; validasi ini penting terutama saat menurunkan EOM untuk sistem pendulum atau suspensi kendaraan yang melibatkan gaya berat.</w:t>
+        <w:t xml:space="preserve">Sebagai contoh konkret penerapan trik penting: tinjau massa m tergantung vertikal dari pegas k. Bila perpindahan x diukur dari posisi kesetimbangan statik (bukan dari panjang alami pegas), gaya gravitasi mg akan lenyap secara aljabar dari EOM akhir, menyisakan bentuk bersih mẍ + cẋ + kx = F(t). Ini terjadi karena gravitasi sudah "diserap" oleh defleksi statik </w:t>
+      </w:r>
+      <w:r>
+        <w:rPr>
+          <w:rFonts w:ascii="Arial" w:hAnsi="Arial" w:cs="Arial"/>
+          <w:b w:val="0"/>
+          <w:i w:val="0"/>
+          <w:sz w:val="22"/>
+        </w:rPr>
+        <w:t xml:space="preserve">δ</w:t>
+      </w:r>
+      <w:r>
+        <w:rPr>
+          <w:rFonts w:ascii="Arial" w:hAnsi="Arial" w:cs="Arial"/>
+          <w:b w:val="0"/>
+          <w:i w:val="0"/>
+          <w:sz w:val="22"/>
+          <w:vertAlign w:val="subscript"/>
+        </w:rPr>
+        <w:t xml:space="preserve">st</w:t>
+      </w:r>
+      <w:r>
+        <w:rPr>
+          <w:rFonts w:ascii="Arial" w:hAnsi="Arial" w:cs="Arial"/>
+          <w:b w:val="0"/>
+          <w:i w:val="0"/>
+          <w:sz w:val="22"/>
+        </w:rPr>
+        <w:t xml:space="preserve"> = mg/k pada titik kesetimbangan baru; validasi ini penting terutama saat menurunkan EOM untuk sistem pendulum atau suspensi kendaraan yang melibatkan gaya berat.</w:t>
       </w:r>
     </w:p>
     <w:p>
@@ -4833,7 +5116,35 @@
           <w:i w:val="0"/>
           <w:sz w:val="22"/>
         </w:rPr>
-        <w:t>Sebagai contoh konkret klasifikasi paksa: mesin cuci pada fase spin-dry menghasilkan gaya eksitasi harmonik F(t) = m_eω²sin(ωt) akibat massa pakaian basah yang tidak seimbang (unbalanced), dengan amplitudo gaya sebanding kuadrat kecepatan putaran ω. Ini adalah contoh getaran paksa teredam karena drum memiliki damper internal; tanpa peredam yang memadai, amplitudo getaran pada kecepatan mendekati resonansi (dibahas mendalam pada Pertemuan 4-5) dapat menyebabkan drum menabrak dinding mesin.</w:t>
+        <w:t xml:space="preserve">Sebagai contoh konkret klasifikasi paksa: mesin cuci pada fase spin-dry menghasilkan gaya eksitasi harmonik F(t) = </w:t>
+      </w:r>
+      <w:r>
+        <w:rPr>
+          <w:rFonts w:ascii="Arial" w:hAnsi="Arial" w:cs="Arial"/>
+          <w:b w:val="0"/>
+          <w:i w:val="0"/>
+          <w:sz w:val="22"/>
+        </w:rPr>
+        <w:t xml:space="preserve">m</w:t>
+      </w:r>
+      <w:r>
+        <w:rPr>
+          <w:rFonts w:ascii="Arial" w:hAnsi="Arial" w:cs="Arial"/>
+          <w:b w:val="0"/>
+          <w:i w:val="0"/>
+          <w:sz w:val="22"/>
+          <w:vertAlign w:val="subscript"/>
+        </w:rPr>
+        <w:t xml:space="preserve">e</w:t>
+      </w:r>
+      <w:r>
+        <w:rPr>
+          <w:rFonts w:ascii="Arial" w:hAnsi="Arial" w:cs="Arial"/>
+          <w:b w:val="0"/>
+          <w:i w:val="0"/>
+          <w:sz w:val="22"/>
+        </w:rPr>
+        <w:t xml:space="preserve">ω²sin(ωt) akibat massa pakaian basah yang tidak seimbang (unbalanced), dengan amplitudo gaya sebanding kuadrat kecepatan putaran ω. Ini adalah contoh getaran paksa teredam karena drum memiliki damper internal; tanpa peredam yang memadai, amplitudo getaran pada kecepatan mendekati resonansi (dibahas mendalam pada Pertemuan 4-5) dapat menyebabkan drum menabrak dinding mesin.</w:t>
       </w:r>
     </w:p>
     <w:p>
@@ -4872,7 +5183,35 @@
           <w:i w:val="0"/>
           <w:sz w:val="22"/>
         </w:rPr>
-        <w:t>Untuk memperjelas dampak klasifikasi redaman terhadap respons waktu, Gambar 4 membandingkan respons getaran bebas dari kondisi awal yang sama (x0 = 0,05 m) pada empat rasio redaman berbeda menggunakan parameter m = 5 kg dan k = 2000 N/m yang sama dengan contoh pada bagian sebelumnya.</w:t>
+        <w:t xml:space="preserve">Untuk memperjelas dampak klasifikasi redaman terhadap respons waktu, Gambar 4 membandingkan respons getaran bebas dari kondisi awal yang sama (</w:t>
+      </w:r>
+      <w:r>
+        <w:rPr>
+          <w:rFonts w:ascii="Arial" w:hAnsi="Arial" w:cs="Arial"/>
+          <w:b w:val="0"/>
+          <w:i w:val="0"/>
+          <w:sz w:val="22"/>
+        </w:rPr>
+        <w:t xml:space="preserve">x</w:t>
+      </w:r>
+      <w:r>
+        <w:rPr>
+          <w:rFonts w:ascii="Arial" w:hAnsi="Arial" w:cs="Arial"/>
+          <w:b w:val="0"/>
+          <w:i w:val="0"/>
+          <w:sz w:val="22"/>
+          <w:vertAlign w:val="subscript"/>
+        </w:rPr>
+        <w:t xml:space="preserve">0</w:t>
+      </w:r>
+      <w:r>
+        <w:rPr>
+          <w:rFonts w:ascii="Arial" w:hAnsi="Arial" w:cs="Arial"/>
+          <w:b w:val="0"/>
+          <w:i w:val="0"/>
+          <w:sz w:val="22"/>
+        </w:rPr>
+        <w:t xml:space="preserve"> = 0,05 m) pada empat rasio redaman berbeda menggunakan parameter m = 5 kg dan k = 2000 N/m yang sama dengan contoh pada bagian sebelumnya.</w:t>
       </w:r>
     </w:p>
     <w:p>
@@ -5070,7 +5409,35 @@
           <w:i w:val="0"/>
           <w:sz w:val="22"/>
         </w:rPr>
-        <w:t>Gambar 5 mengilustrasikan lompatan kompleksitas dari 1-DoF ke MDoF ke continuous: sistem quarter-car (2-DoF) memerlukan dua koordinat (perpindahan bodi x1 dan roda x2) yang saling berkopling melalui pegas suspensi dan pegas ban, sedangkan gedung n-lantai memerlukan n koordinat horizontal independen untuk setiap lantai. Tabel 4 merangkum beberapa contoh sistem mekanik nyata beserta DoF dan pendekatan analisis yang sesuai.</w:t>
+        <w:t xml:space="preserve">Gambar 5 mengilustrasikan lompatan kompleksitas dari 1-DoF ke MDoF ke continuous: sistem quarter-car (2-DoF) memerlukan dua koordinat (perpindahan bodi x1 dan roda </w:t>
+      </w:r>
+      <w:r>
+        <w:rPr>
+          <w:rFonts w:ascii="Arial" w:hAnsi="Arial" w:cs="Arial"/>
+          <w:b w:val="0"/>
+          <w:i w:val="0"/>
+          <w:sz w:val="22"/>
+        </w:rPr>
+        <w:t xml:space="preserve">x</w:t>
+      </w:r>
+      <w:r>
+        <w:rPr>
+          <w:rFonts w:ascii="Arial" w:hAnsi="Arial" w:cs="Arial"/>
+          <w:b w:val="0"/>
+          <w:i w:val="0"/>
+          <w:sz w:val="22"/>
+          <w:vertAlign w:val="subscript"/>
+        </w:rPr>
+        <w:t xml:space="preserve">2</w:t>
+      </w:r>
+      <w:r>
+        <w:rPr>
+          <w:rFonts w:ascii="Arial" w:hAnsi="Arial" w:cs="Arial"/>
+          <w:b w:val="0"/>
+          <w:i w:val="0"/>
+          <w:sz w:val="22"/>
+        </w:rPr>
+        <w:t xml:space="preserve">) yang saling berkopling melalui pegas suspensi dan pegas ban, sedangkan gedung n-lantai memerlukan n koordinat horizontal independen untuk setiap lantai. Tabel 4 merangkum beberapa contoh sistem mekanik nyata beserta DoF dan pendekatan analisis yang sesuai.</w:t>
       </w:r>
     </w:p>
     <w:p>
@@ -6227,7 +6594,35 @@
           <w:i w:val="0"/>
           <w:sz w:val="22"/>
         </w:rPr>
-        <w:t>massa pakaian basah tidak seimbang pada fase spin-dry menjadi gaya eksitasi harmonik F(t) = m_eω²sin(ωt), contoh nyata getaran paksa; sensor balance modern menghentikan spin jika beban tidak seimbang untuk mencegah drum menabrak dinding mesin.</w:t>
+        <w:t xml:space="preserve">massa pakaian basah tidak seimbang pada fase spin-dry menjadi gaya eksitasi harmonik F(t) = </w:t>
+      </w:r>
+      <w:r>
+        <w:rPr>
+          <w:rFonts w:ascii="Arial" w:hAnsi="Arial" w:cs="Arial"/>
+          <w:b w:val="0"/>
+          <w:i w:val="0"/>
+          <w:sz w:val="22"/>
+        </w:rPr>
+        <w:t xml:space="preserve">m</w:t>
+      </w:r>
+      <w:r>
+        <w:rPr>
+          <w:rFonts w:ascii="Arial" w:hAnsi="Arial" w:cs="Arial"/>
+          <w:b w:val="0"/>
+          <w:i w:val="0"/>
+          <w:sz w:val="22"/>
+          <w:vertAlign w:val="subscript"/>
+        </w:rPr>
+        <w:t xml:space="preserve">e</w:t>
+      </w:r>
+      <w:r>
+        <w:rPr>
+          <w:rFonts w:ascii="Arial" w:hAnsi="Arial" w:cs="Arial"/>
+          <w:b w:val="0"/>
+          <w:i w:val="0"/>
+          <w:sz w:val="22"/>
+        </w:rPr>
+        <w:t xml:space="preserve">ω²sin(ωt), contoh nyata getaran paksa; sensor balance modern menghentikan spin jika beban tidak seimbang untuk mencegah drum menabrak dinding mesin.</w:t>
       </w:r>
     </w:p>
     <w:p>
@@ -6293,7 +6688,91 @@
           <w:i w:val="0"/>
           <w:sz w:val="22"/>
         </w:rPr>
-        <w:t>gedung 3-lantai bukan 1-DoF karena setiap lantai bergerak independen (x1, x2, x3), menghasilkan sistem MDoF dengan 3 frekuensi natural dan 3 mode shape; saat gempa mendekati salah satu ωn, gedung beresonansi pada mode tersebut, dasar dari structural dynamic analysis.</w:t>
+        <w:t xml:space="preserve">gedung 3-lantai bukan 1-DoF karena setiap lantai bergerak independen (</w:t>
+      </w:r>
+      <w:r>
+        <w:rPr>
+          <w:rFonts w:ascii="Arial" w:hAnsi="Arial" w:cs="Arial"/>
+          <w:b w:val="0"/>
+          <w:i w:val="0"/>
+          <w:sz w:val="22"/>
+        </w:rPr>
+        <w:t xml:space="preserve">x</w:t>
+      </w:r>
+      <w:r>
+        <w:rPr>
+          <w:rFonts w:ascii="Arial" w:hAnsi="Arial" w:cs="Arial"/>
+          <w:b w:val="0"/>
+          <w:i w:val="0"/>
+          <w:sz w:val="22"/>
+          <w:vertAlign w:val="subscript"/>
+        </w:rPr>
+        <w:t xml:space="preserve">1</w:t>
+      </w:r>
+      <w:r>
+        <w:rPr>
+          <w:rFonts w:ascii="Arial" w:hAnsi="Arial" w:cs="Arial"/>
+          <w:b w:val="0"/>
+          <w:i w:val="0"/>
+          <w:sz w:val="22"/>
+        </w:rPr>
+        <w:t xml:space="preserve">, </w:t>
+      </w:r>
+      <w:r>
+        <w:rPr>
+          <w:rFonts w:ascii="Arial" w:hAnsi="Arial" w:cs="Arial"/>
+          <w:b w:val="0"/>
+          <w:i w:val="0"/>
+          <w:sz w:val="22"/>
+        </w:rPr>
+        <w:t xml:space="preserve">x</w:t>
+      </w:r>
+      <w:r>
+        <w:rPr>
+          <w:rFonts w:ascii="Arial" w:hAnsi="Arial" w:cs="Arial"/>
+          <w:b w:val="0"/>
+          <w:i w:val="0"/>
+          <w:sz w:val="22"/>
+          <w:vertAlign w:val="subscript"/>
+        </w:rPr>
+        <w:t xml:space="preserve">2</w:t>
+      </w:r>
+      <w:r>
+        <w:rPr>
+          <w:rFonts w:ascii="Arial" w:hAnsi="Arial" w:cs="Arial"/>
+          <w:b w:val="0"/>
+          <w:i w:val="0"/>
+          <w:sz w:val="22"/>
+        </w:rPr>
+        <w:t xml:space="preserve">, </w:t>
+      </w:r>
+      <w:r>
+        <w:rPr>
+          <w:rFonts w:ascii="Arial" w:hAnsi="Arial" w:cs="Arial"/>
+          <w:b w:val="0"/>
+          <w:i w:val="0"/>
+          <w:sz w:val="22"/>
+        </w:rPr>
+        <w:t xml:space="preserve">x</w:t>
+      </w:r>
+      <w:r>
+        <w:rPr>
+          <w:rFonts w:ascii="Arial" w:hAnsi="Arial" w:cs="Arial"/>
+          <w:b w:val="0"/>
+          <w:i w:val="0"/>
+          <w:sz w:val="22"/>
+          <w:vertAlign w:val="subscript"/>
+        </w:rPr>
+        <w:t xml:space="preserve">3</w:t>
+      </w:r>
+      <w:r>
+        <w:rPr>
+          <w:rFonts w:ascii="Arial" w:hAnsi="Arial" w:cs="Arial"/>
+          <w:b w:val="0"/>
+          <w:i w:val="0"/>
+          <w:sz w:val="22"/>
+        </w:rPr>
+        <w:t xml:space="preserve">), menghasilkan sistem MDoF dengan 3 frekuensi natural dan 3 mode shape; saat gempa mendekati salah satu ωn, gedung beresonansi pada mode tersebut, dasar dari structural dynamic analysis.</w:t>
       </w:r>
     </w:p>
     <w:p>
@@ -6639,7 +7118,38 @@
           <w:color w:val="444444"/>
           <w:sz w:val="20"/>
         </w:rPr>
-        <w:t xml:space="preserve">Gambar 8. Potongan Cell 1: perhitungan parameter dinamik dasar (ωn, c_c, ζ, ωd) dari m, k, c menggunakan NumPy.</w:t>
+        <w:t xml:space="preserve">Gambar 8. Potongan Cell 1: perhitungan parameter dinamik dasar (ωn, </w:t>
+      </w:r>
+      <w:r>
+        <w:rPr>
+          <w:rFonts w:ascii="Arial" w:hAnsi="Arial" w:cs="Arial"/>
+          <w:b w:val="0"/>
+          <w:i/>
+          <w:color w:val="444444"/>
+          <w:sz w:val="20"/>
+        </w:rPr>
+        <w:t xml:space="preserve">c</w:t>
+      </w:r>
+      <w:r>
+        <w:rPr>
+          <w:rFonts w:ascii="Arial" w:hAnsi="Arial" w:cs="Arial"/>
+          <w:b w:val="0"/>
+          <w:i/>
+          <w:color w:val="444444"/>
+          <w:sz w:val="20"/>
+          <w:vertAlign w:val="subscript"/>
+        </w:rPr>
+        <w:t xml:space="preserve">c</w:t>
+      </w:r>
+      <w:r>
+        <w:rPr>
+          <w:rFonts w:ascii="Arial" w:hAnsi="Arial" w:cs="Arial"/>
+          <w:b w:val="0"/>
+          <w:i/>
+          <w:color w:val="444444"/>
+          <w:sz w:val="20"/>
+        </w:rPr>
+        <w:t xml:space="preserve">, ζ, ωd) dari m, k, c menggunakan NumPy.</w:t>
       </w:r>
     </w:p>
     <w:p>
@@ -6672,7 +7182,63 @@
           <w:i w:val="0"/>
           <w:sz w:val="22"/>
         </w:rPr>
-        <w:t>setup parameter m=5, k=2000, c=40, hitung ωn, f_n, T, c_c, ζ, ωd, lalu klasifikasikan sistem otomatis berdasarkan nilai ζ (tak teredam/underdamped/critical/overdamped) memakai struktur if-elif.</w:t>
+        <w:t xml:space="preserve">setup parameter m=5, k=2000, c=40, hitung ωn, </w:t>
+      </w:r>
+      <w:r>
+        <w:rPr>
+          <w:rFonts w:ascii="Arial" w:hAnsi="Arial" w:cs="Arial"/>
+          <w:b w:val="0"/>
+          <w:i w:val="0"/>
+          <w:sz w:val="22"/>
+        </w:rPr>
+        <w:t xml:space="preserve">f</w:t>
+      </w:r>
+      <w:r>
+        <w:rPr>
+          <w:rFonts w:ascii="Arial" w:hAnsi="Arial" w:cs="Arial"/>
+          <w:b w:val="0"/>
+          <w:i w:val="0"/>
+          <w:sz w:val="22"/>
+          <w:vertAlign w:val="subscript"/>
+        </w:rPr>
+        <w:t xml:space="preserve">n</w:t>
+      </w:r>
+      <w:r>
+        <w:rPr>
+          <w:rFonts w:ascii="Arial" w:hAnsi="Arial" w:cs="Arial"/>
+          <w:b w:val="0"/>
+          <w:i w:val="0"/>
+          <w:sz w:val="22"/>
+        </w:rPr>
+        <w:t xml:space="preserve">, T, </w:t>
+      </w:r>
+      <w:r>
+        <w:rPr>
+          <w:rFonts w:ascii="Arial" w:hAnsi="Arial" w:cs="Arial"/>
+          <w:b w:val="0"/>
+          <w:i w:val="0"/>
+          <w:sz w:val="22"/>
+        </w:rPr>
+        <w:t xml:space="preserve">c</w:t>
+      </w:r>
+      <w:r>
+        <w:rPr>
+          <w:rFonts w:ascii="Arial" w:hAnsi="Arial" w:cs="Arial"/>
+          <w:b w:val="0"/>
+          <w:i w:val="0"/>
+          <w:sz w:val="22"/>
+          <w:vertAlign w:val="subscript"/>
+        </w:rPr>
+        <w:t xml:space="preserve">c</w:t>
+      </w:r>
+      <w:r>
+        <w:rPr>
+          <w:rFonts w:ascii="Arial" w:hAnsi="Arial" w:cs="Arial"/>
+          <w:b w:val="0"/>
+          <w:i w:val="0"/>
+          <w:sz w:val="22"/>
+        </w:rPr>
+        <w:t xml:space="preserve">, ζ, ωd, lalu klasifikasikan sistem otomatis berdasarkan nilai ζ (tak teredam/underdamped/critical/overdamped) memakai struktur if-elif.</w:t>
       </w:r>
     </w:p>
     <w:p>
@@ -6705,7 +7271,35 @@
           <w:i w:val="0"/>
           <w:sz w:val="22"/>
         </w:rPr>
-        <w:t>simulasi getaran bebas dengan integrator Runge-Kutta orde 4 (RK4) buatan sendiri untuk 4 skenario redaman (ζ=0; 0,1; 1; 2), plot perpindahan x(t) dari kondisi awal x0=0,05 m dalam satu grafik untuk membandingkan bentuk respons keempatnya.</w:t>
+        <w:t xml:space="preserve">simulasi getaran bebas dengan integrator Runge-Kutta orde 4 (RK4) buatan sendiri untuk 4 skenario redaman (ζ=0; 0,1; 1; 2), plot perpindahan x(t) dari kondisi awal </w:t>
+      </w:r>
+      <w:r>
+        <w:rPr>
+          <w:rFonts w:ascii="Arial" w:hAnsi="Arial" w:cs="Arial"/>
+          <w:b w:val="0"/>
+          <w:i w:val="0"/>
+          <w:sz w:val="22"/>
+        </w:rPr>
+        <w:t xml:space="preserve">x</w:t>
+      </w:r>
+      <w:r>
+        <w:rPr>
+          <w:rFonts w:ascii="Arial" w:hAnsi="Arial" w:cs="Arial"/>
+          <w:b w:val="0"/>
+          <w:i w:val="0"/>
+          <w:sz w:val="22"/>
+          <w:vertAlign w:val="subscript"/>
+        </w:rPr>
+        <w:t xml:space="preserve">0</w:t>
+      </w:r>
+      <w:r>
+        <w:rPr>
+          <w:rFonts w:ascii="Arial" w:hAnsi="Arial" w:cs="Arial"/>
+          <w:b w:val="0"/>
+          <w:i w:val="0"/>
+          <w:sz w:val="22"/>
+        </w:rPr>
+        <w:t xml:space="preserve">=0,05 m dalam satu grafik untuk membandingkan bentuk respons keempatnya.</w:t>
       </w:r>
     </w:p>
     <w:p>
@@ -7578,7 +8172,63 @@
           <w:i w:val="0"/>
           <w:sz w:val="22"/>
         </w:rPr>
-        <w:t>Sistem dengan F(t) = 0 dan bergerak akibat kondisi awal (x0, v0) yang tidak nol diklasifikasikan sebagai...</w:t>
+        <w:t xml:space="preserve">Sistem dengan F(t) = 0 dan bergerak akibat kondisi awal (</w:t>
+      </w:r>
+      <w:r>
+        <w:rPr>
+          <w:rFonts w:ascii="Arial" w:hAnsi="Arial" w:cs="Arial"/>
+          <w:b w:val="0"/>
+          <w:i w:val="0"/>
+          <w:sz w:val="22"/>
+        </w:rPr>
+        <w:t xml:space="preserve">x</w:t>
+      </w:r>
+      <w:r>
+        <w:rPr>
+          <w:rFonts w:ascii="Arial" w:hAnsi="Arial" w:cs="Arial"/>
+          <w:b w:val="0"/>
+          <w:i w:val="0"/>
+          <w:sz w:val="22"/>
+          <w:vertAlign w:val="subscript"/>
+        </w:rPr>
+        <w:t xml:space="preserve">0</w:t>
+      </w:r>
+      <w:r>
+        <w:rPr>
+          <w:rFonts w:ascii="Arial" w:hAnsi="Arial" w:cs="Arial"/>
+          <w:b w:val="0"/>
+          <w:i w:val="0"/>
+          <w:sz w:val="22"/>
+        </w:rPr>
+        <w:t xml:space="preserve">, </w:t>
+      </w:r>
+      <w:r>
+        <w:rPr>
+          <w:rFonts w:ascii="Arial" w:hAnsi="Arial" w:cs="Arial"/>
+          <w:b w:val="0"/>
+          <w:i w:val="0"/>
+          <w:sz w:val="22"/>
+        </w:rPr>
+        <w:t xml:space="preserve">v</w:t>
+      </w:r>
+      <w:r>
+        <w:rPr>
+          <w:rFonts w:ascii="Arial" w:hAnsi="Arial" w:cs="Arial"/>
+          <w:b w:val="0"/>
+          <w:i w:val="0"/>
+          <w:sz w:val="22"/>
+          <w:vertAlign w:val="subscript"/>
+        </w:rPr>
+        <w:t xml:space="preserve">0</w:t>
+      </w:r>
+      <w:r>
+        <w:rPr>
+          <w:rFonts w:ascii="Arial" w:hAnsi="Arial" w:cs="Arial"/>
+          <w:b w:val="0"/>
+          <w:i w:val="0"/>
+          <w:sz w:val="22"/>
+        </w:rPr>
+        <w:t xml:space="preserve">) yang tidak nol diklasifikasikan sebagai...</w:t>
       </w:r>
     </w:p>
     <w:p>
@@ -8593,7 +9243,35 @@
           <w:i w:val="0"/>
           <w:sz w:val="22"/>
         </w:rPr>
-        <w:t>Parameter referensi (dipakai C1-C10, definisikan sekali di Jupyter):</w:t>
+        <w:t xml:space="preserve">Parameter referensi (dipakai </w:t>
+      </w:r>
+      <w:r>
+        <w:rPr>
+          <w:rFonts w:ascii="Arial" w:hAnsi="Arial" w:cs="Arial"/>
+          <w:b w:val="0"/>
+          <w:i w:val="0"/>
+          <w:sz w:val="22"/>
+        </w:rPr>
+        <w:t xml:space="preserve">C</w:t>
+      </w:r>
+      <w:r>
+        <w:rPr>
+          <w:rFonts w:ascii="Arial" w:hAnsi="Arial" w:cs="Arial"/>
+          <w:b w:val="0"/>
+          <w:i w:val="0"/>
+          <w:sz w:val="22"/>
+          <w:vertAlign w:val="subscript"/>
+        </w:rPr>
+        <w:t xml:space="preserve">1</w:t>
+      </w:r>
+      <w:r>
+        <w:rPr>
+          <w:rFonts w:ascii="Arial" w:hAnsi="Arial" w:cs="Arial"/>
+          <w:b w:val="0"/>
+          <w:i w:val="0"/>
+          <w:sz w:val="22"/>
+        </w:rPr>
+        <w:t xml:space="preserve">-C10, definisikan sekali di Jupyter):</w:t>
       </w:r>
     </w:p>
     <w:p>
@@ -8709,7 +9387,35 @@
           <w:i w:val="0"/>
           <w:sz w:val="22"/>
         </w:rPr>
-        <w:t>Hitung frekuensi f_n (Hz) dan periode T (s) dari ωn hasil C1.</w:t>
+        <w:t xml:space="preserve">Hitung frekuensi </w:t>
+      </w:r>
+      <w:r>
+        <w:rPr>
+          <w:rFonts w:ascii="Arial" w:hAnsi="Arial" w:cs="Arial"/>
+          <w:b w:val="0"/>
+          <w:i w:val="0"/>
+          <w:sz w:val="22"/>
+        </w:rPr>
+        <w:t xml:space="preserve">f</w:t>
+      </w:r>
+      <w:r>
+        <w:rPr>
+          <w:rFonts w:ascii="Arial" w:hAnsi="Arial" w:cs="Arial"/>
+          <w:b w:val="0"/>
+          <w:i w:val="0"/>
+          <w:sz w:val="22"/>
+          <w:vertAlign w:val="subscript"/>
+        </w:rPr>
+        <w:t xml:space="preserve">n</w:t>
+      </w:r>
+      <w:r>
+        <w:rPr>
+          <w:rFonts w:ascii="Arial" w:hAnsi="Arial" w:cs="Arial"/>
+          <w:b w:val="0"/>
+          <w:i w:val="0"/>
+          <w:sz w:val="22"/>
+        </w:rPr>
+        <w:t xml:space="preserve"> (Hz) dan periode T (s) dari ωn hasil C1.</w:t>
       </w:r>
     </w:p>
     <w:p>
@@ -8745,7 +9451,7 @@
           <w:color w:val="333333"/>
           <w:sz w:val="21"/>
         </w:rPr>
-        <w:t>f_n = omega_n/(2*np.pi), lalu T = 1/f_n.</w:t>
+        <w:t xml:space="preserve">f_n = omega_n/(2·np.pi), lalu T = 1/f_n.</w:t>
       </w:r>
     </w:p>
     <w:p>
@@ -8769,7 +9475,35 @@
           <w:i w:val="0"/>
           <w:sz w:val="22"/>
         </w:rPr>
-        <w:t>Hitung redaman kritis c_c untuk m=5, k=2000. Cetak nilainya.</w:t>
+        <w:t xml:space="preserve">Hitung redaman kritis </w:t>
+      </w:r>
+      <w:r>
+        <w:rPr>
+          <w:rFonts w:ascii="Arial" w:hAnsi="Arial" w:cs="Arial"/>
+          <w:b w:val="0"/>
+          <w:i w:val="0"/>
+          <w:sz w:val="22"/>
+        </w:rPr>
+        <w:t xml:space="preserve">c</w:t>
+      </w:r>
+      <w:r>
+        <w:rPr>
+          <w:rFonts w:ascii="Arial" w:hAnsi="Arial" w:cs="Arial"/>
+          <w:b w:val="0"/>
+          <w:i w:val="0"/>
+          <w:sz w:val="22"/>
+          <w:vertAlign w:val="subscript"/>
+        </w:rPr>
+        <w:t xml:space="preserve">c</w:t>
+      </w:r>
+      <w:r>
+        <w:rPr>
+          <w:rFonts w:ascii="Arial" w:hAnsi="Arial" w:cs="Arial"/>
+          <w:b w:val="0"/>
+          <w:i w:val="0"/>
+          <w:sz w:val="22"/>
+        </w:rPr>
+        <w:t xml:space="preserve"> untuk m=5, k=2000. Cetak nilainya.</w:t>
       </w:r>
     </w:p>
     <w:p>
@@ -8805,7 +9539,7 @@
           <w:color w:val="333333"/>
           <w:sz w:val="21"/>
         </w:rPr>
-        <w:t>c_c = 2*np.sqrt(k*m).</w:t>
+        <w:t xml:space="preserve">c_c = 2·np.sqrt(k*m).</w:t>
       </w:r>
     </w:p>
     <w:p>
@@ -8829,7 +9563,35 @@
           <w:i w:val="0"/>
           <w:sz w:val="22"/>
         </w:rPr>
-        <w:t>Hitung rasio redaman ζ untuk c=40 (dari parameter referensi) dan c_c hasil C3. Cetak klasifikasi sistem (tak teredam/underdamped/critical/overdamped).</w:t>
+        <w:t xml:space="preserve">Hitung rasio redaman ζ untuk c=40 (dari parameter referensi) dan </w:t>
+      </w:r>
+      <w:r>
+        <w:rPr>
+          <w:rFonts w:ascii="Arial" w:hAnsi="Arial" w:cs="Arial"/>
+          <w:b w:val="0"/>
+          <w:i w:val="0"/>
+          <w:sz w:val="22"/>
+        </w:rPr>
+        <w:t xml:space="preserve">c</w:t>
+      </w:r>
+      <w:r>
+        <w:rPr>
+          <w:rFonts w:ascii="Arial" w:hAnsi="Arial" w:cs="Arial"/>
+          <w:b w:val="0"/>
+          <w:i w:val="0"/>
+          <w:sz w:val="22"/>
+          <w:vertAlign w:val="subscript"/>
+        </w:rPr>
+        <w:t xml:space="preserve">c</w:t>
+      </w:r>
+      <w:r>
+        <w:rPr>
+          <w:rFonts w:ascii="Arial" w:hAnsi="Arial" w:cs="Arial"/>
+          <w:b w:val="0"/>
+          <w:i w:val="0"/>
+          <w:sz w:val="22"/>
+        </w:rPr>
+        <w:t xml:space="preserve"> hasil C3. Cetak klasifikasi sistem (tak teredam/underdamped/critical/overdamped).</w:t>
       </w:r>
     </w:p>
     <w:p>
@@ -8865,7 +9627,38 @@
           <w:color w:val="333333"/>
           <w:sz w:val="21"/>
         </w:rPr>
-        <w:t>zeta = c/c_c, lalu bandingkan zeta terhadap 0 dan 1 dengan if-elif untuk menentukan klasifikasi.</w:t>
+        <w:t xml:space="preserve">ζ = c/</w:t>
+      </w:r>
+      <w:r>
+        <w:rPr>
+          <w:rFonts w:ascii="Arial" w:hAnsi="Arial" w:cs="Arial"/>
+          <w:b w:val="0"/>
+          <w:i w:val="0"/>
+          <w:color w:val="333333"/>
+          <w:sz w:val="21"/>
+        </w:rPr>
+        <w:t xml:space="preserve">c</w:t>
+      </w:r>
+      <w:r>
+        <w:rPr>
+          <w:rFonts w:ascii="Arial" w:hAnsi="Arial" w:cs="Arial"/>
+          <w:b w:val="0"/>
+          <w:i w:val="0"/>
+          <w:color w:val="333333"/>
+          <w:sz w:val="21"/>
+          <w:vertAlign w:val="subscript"/>
+        </w:rPr>
+        <w:t xml:space="preserve">c</w:t>
+      </w:r>
+      <w:r>
+        <w:rPr>
+          <w:rFonts w:ascii="Arial" w:hAnsi="Arial" w:cs="Arial"/>
+          <w:b w:val="0"/>
+          <w:i w:val="0"/>
+          <w:color w:val="333333"/>
+          <w:sz w:val="21"/>
+        </w:rPr>
+        <w:t xml:space="preserve">, lalu bandingkan ζ terhadap 0 dan 1 dengan if-elif untuk menentukan klasifikasi.</w:t>
       </w:r>
     </w:p>
     <w:p>
@@ -8925,7 +9718,7 @@
           <w:color w:val="333333"/>
           <w:sz w:val="21"/>
         </w:rPr>
-        <w:t>omega_d = omega_n * np.sqrt(1 - zeta**2), pakai omega_n dari C1 dan zeta dari C4.</w:t>
+        <w:t xml:space="preserve">omega_d = omega_n·np.sqrt(1 - zeta**2), pakai omega_n dari C1 dan ζ dari C4.</w:t>
       </w:r>
     </w:p>
     <w:p>
@@ -8949,7 +9742,63 @@
           <w:i w:val="0"/>
           <w:sz w:val="22"/>
         </w:rPr>
-        <w:t>Untuk subsistem quarter-car (m1=250 kg bodi, k1=18000 N/m suspensi), hitung ωn1 sebagai estimasi awal frekuensi natural bodi.</w:t>
+        <w:t xml:space="preserve">Untuk subsistem quarter-car (</w:t>
+      </w:r>
+      <w:r>
+        <w:rPr>
+          <w:rFonts w:ascii="Arial" w:hAnsi="Arial" w:cs="Arial"/>
+          <w:b w:val="0"/>
+          <w:i w:val="0"/>
+          <w:sz w:val="22"/>
+        </w:rPr>
+        <w:t xml:space="preserve">m</w:t>
+      </w:r>
+      <w:r>
+        <w:rPr>
+          <w:rFonts w:ascii="Arial" w:hAnsi="Arial" w:cs="Arial"/>
+          <w:b w:val="0"/>
+          <w:i w:val="0"/>
+          <w:sz w:val="22"/>
+          <w:vertAlign w:val="subscript"/>
+        </w:rPr>
+        <w:t xml:space="preserve">1</w:t>
+      </w:r>
+      <w:r>
+        <w:rPr>
+          <w:rFonts w:ascii="Arial" w:hAnsi="Arial" w:cs="Arial"/>
+          <w:b w:val="0"/>
+          <w:i w:val="0"/>
+          <w:sz w:val="22"/>
+        </w:rPr>
+        <w:t xml:space="preserve">=250 kg bodi, </w:t>
+      </w:r>
+      <w:r>
+        <w:rPr>
+          <w:rFonts w:ascii="Arial" w:hAnsi="Arial" w:cs="Arial"/>
+          <w:b w:val="0"/>
+          <w:i w:val="0"/>
+          <w:sz w:val="22"/>
+        </w:rPr>
+        <w:t xml:space="preserve">k</w:t>
+      </w:r>
+      <w:r>
+        <w:rPr>
+          <w:rFonts w:ascii="Arial" w:hAnsi="Arial" w:cs="Arial"/>
+          <w:b w:val="0"/>
+          <w:i w:val="0"/>
+          <w:sz w:val="22"/>
+          <w:vertAlign w:val="subscript"/>
+        </w:rPr>
+        <w:t xml:space="preserve">1</w:t>
+      </w:r>
+      <w:r>
+        <w:rPr>
+          <w:rFonts w:ascii="Arial" w:hAnsi="Arial" w:cs="Arial"/>
+          <w:b w:val="0"/>
+          <w:i w:val="0"/>
+          <w:sz w:val="22"/>
+        </w:rPr>
+        <w:t xml:space="preserve">=18000 N/m suspensi), hitung ωn1 sebagai estimasi awal frekuensi natural bodi.</w:t>
       </w:r>
     </w:p>
     <w:p>
@@ -8985,7 +9834,38 @@
           <w:color w:val="333333"/>
           <w:sz w:val="21"/>
         </w:rPr>
-        <w:t>omega_n1 = np.sqrt(k1/m1), gunakan m1 dan k1 sesuai soal.</w:t>
+        <w:t xml:space="preserve"/>
+      </w:r>
+      <w:r>
+        <w:rPr>
+          <w:rFonts w:ascii="Arial" w:hAnsi="Arial" w:cs="Arial"/>
+          <w:b w:val="0"/>
+          <w:i w:val="0"/>
+          <w:color w:val="333333"/>
+          <w:sz w:val="21"/>
+        </w:rPr>
+        <w:t xml:space="preserve">ω</w:t>
+      </w:r>
+      <w:r>
+        <w:rPr>
+          <w:rFonts w:ascii="Arial" w:hAnsi="Arial" w:cs="Arial"/>
+          <w:b w:val="0"/>
+          <w:i w:val="0"/>
+          <w:color w:val="333333"/>
+          <w:sz w:val="21"/>
+          <w:vertAlign w:val="subscript"/>
+        </w:rPr>
+        <w:t xml:space="preserve">n1</w:t>
+      </w:r>
+      <w:r>
+        <w:rPr>
+          <w:rFonts w:ascii="Arial" w:hAnsi="Arial" w:cs="Arial"/>
+          <w:b w:val="0"/>
+          <w:i w:val="0"/>
+          <w:color w:val="333333"/>
+          <w:sz w:val="21"/>
+        </w:rPr>
+        <w:t xml:space="preserve"> = np.sqrt(k1/m1), gunakan m1 dan k1 sesuai soal.</w:t>
       </w:r>
     </w:p>
     <w:p>
@@ -9009,7 +9889,91 @@
           <w:i w:val="0"/>
           <w:sz w:val="22"/>
         </w:rPr>
-        <w:t>Simulasikan getaran bebas (RK4, dt=0,001, t_max=2) untuk m=5, k=2000, c=40, kondisi awal x0=0,05, v0=0. Cetak nilai x(t) pada t=0,5 s.</w:t>
+        <w:t xml:space="preserve">Simulasikan getaran bebas (RK4, dt=0,001, </w:t>
+      </w:r>
+      <w:r>
+        <w:rPr>
+          <w:rFonts w:ascii="Arial" w:hAnsi="Arial" w:cs="Arial"/>
+          <w:b w:val="0"/>
+          <w:i w:val="0"/>
+          <w:sz w:val="22"/>
+        </w:rPr>
+        <w:t xml:space="preserve">t</w:t>
+      </w:r>
+      <w:r>
+        <w:rPr>
+          <w:rFonts w:ascii="Arial" w:hAnsi="Arial" w:cs="Arial"/>
+          <w:b w:val="0"/>
+          <w:i w:val="0"/>
+          <w:sz w:val="22"/>
+          <w:vertAlign w:val="subscript"/>
+        </w:rPr>
+        <w:t xml:space="preserve">max</w:t>
+      </w:r>
+      <w:r>
+        <w:rPr>
+          <w:rFonts w:ascii="Arial" w:hAnsi="Arial" w:cs="Arial"/>
+          <w:b w:val="0"/>
+          <w:i w:val="0"/>
+          <w:sz w:val="22"/>
+        </w:rPr>
+        <w:t xml:space="preserve">=2) untuk m=5, k=2000, c=40, kondisi awal </w:t>
+      </w:r>
+      <w:r>
+        <w:rPr>
+          <w:rFonts w:ascii="Arial" w:hAnsi="Arial" w:cs="Arial"/>
+          <w:b w:val="0"/>
+          <w:i w:val="0"/>
+          <w:sz w:val="22"/>
+        </w:rPr>
+        <w:t xml:space="preserve">x</w:t>
+      </w:r>
+      <w:r>
+        <w:rPr>
+          <w:rFonts w:ascii="Arial" w:hAnsi="Arial" w:cs="Arial"/>
+          <w:b w:val="0"/>
+          <w:i w:val="0"/>
+          <w:sz w:val="22"/>
+          <w:vertAlign w:val="subscript"/>
+        </w:rPr>
+        <w:t xml:space="preserve">0</w:t>
+      </w:r>
+      <w:r>
+        <w:rPr>
+          <w:rFonts w:ascii="Arial" w:hAnsi="Arial" w:cs="Arial"/>
+          <w:b w:val="0"/>
+          <w:i w:val="0"/>
+          <w:sz w:val="22"/>
+        </w:rPr>
+        <w:t xml:space="preserve">=0,05, </w:t>
+      </w:r>
+      <w:r>
+        <w:rPr>
+          <w:rFonts w:ascii="Arial" w:hAnsi="Arial" w:cs="Arial"/>
+          <w:b w:val="0"/>
+          <w:i w:val="0"/>
+          <w:sz w:val="22"/>
+        </w:rPr>
+        <w:t xml:space="preserve">v</w:t>
+      </w:r>
+      <w:r>
+        <w:rPr>
+          <w:rFonts w:ascii="Arial" w:hAnsi="Arial" w:cs="Arial"/>
+          <w:b w:val="0"/>
+          <w:i w:val="0"/>
+          <w:sz w:val="22"/>
+          <w:vertAlign w:val="subscript"/>
+        </w:rPr>
+        <w:t xml:space="preserve">0</w:t>
+      </w:r>
+      <w:r>
+        <w:rPr>
+          <w:rFonts w:ascii="Arial" w:hAnsi="Arial" w:cs="Arial"/>
+          <w:b w:val="0"/>
+          <w:i w:val="0"/>
+          <w:sz w:val="22"/>
+        </w:rPr>
+        <w:t xml:space="preserve">=0. Cetak nilai x(t) pada t=0,5 s.</w:t>
       </w:r>
     </w:p>
     <w:p>
@@ -9045,7 +10009,69 @@
           <w:color w:val="333333"/>
           <w:sz w:val="21"/>
         </w:rPr>
-        <w:t>Bangun loop RK4 seperti pada Cell 2, simpan x_history tiap langkah, lalu ambil x_history pada indeks bulat(0,5/dt).</w:t>
+        <w:t xml:space="preserve">Bangun loop RK4 seperti pada Cell 2, simpan </w:t>
+      </w:r>
+      <w:r>
+        <w:rPr>
+          <w:rFonts w:ascii="Arial" w:hAnsi="Arial" w:cs="Arial"/>
+          <w:b w:val="0"/>
+          <w:i w:val="0"/>
+          <w:color w:val="333333"/>
+          <w:sz w:val="21"/>
+        </w:rPr>
+        <w:t xml:space="preserve">x</w:t>
+      </w:r>
+      <w:r>
+        <w:rPr>
+          <w:rFonts w:ascii="Arial" w:hAnsi="Arial" w:cs="Arial"/>
+          <w:b w:val="0"/>
+          <w:i w:val="0"/>
+          <w:color w:val="333333"/>
+          <w:sz w:val="21"/>
+          <w:vertAlign w:val="subscript"/>
+        </w:rPr>
+        <w:t xml:space="preserve">history</w:t>
+      </w:r>
+      <w:r>
+        <w:rPr>
+          <w:rFonts w:ascii="Arial" w:hAnsi="Arial" w:cs="Arial"/>
+          <w:b w:val="0"/>
+          <w:i w:val="0"/>
+          <w:color w:val="333333"/>
+          <w:sz w:val="21"/>
+        </w:rPr>
+        <w:t xml:space="preserve"> tiap langkah, lalu ambil </w:t>
+      </w:r>
+      <w:r>
+        <w:rPr>
+          <w:rFonts w:ascii="Arial" w:hAnsi="Arial" w:cs="Arial"/>
+          <w:b w:val="0"/>
+          <w:i w:val="0"/>
+          <w:color w:val="333333"/>
+          <w:sz w:val="21"/>
+        </w:rPr>
+        <w:t xml:space="preserve">x</w:t>
+      </w:r>
+      <w:r>
+        <w:rPr>
+          <w:rFonts w:ascii="Arial" w:hAnsi="Arial" w:cs="Arial"/>
+          <w:b w:val="0"/>
+          <w:i w:val="0"/>
+          <w:color w:val="333333"/>
+          <w:sz w:val="21"/>
+          <w:vertAlign w:val="subscript"/>
+        </w:rPr>
+        <w:t xml:space="preserve">history</w:t>
+      </w:r>
+      <w:r>
+        <w:rPr>
+          <w:rFonts w:ascii="Arial" w:hAnsi="Arial" w:cs="Arial"/>
+          <w:b w:val="0"/>
+          <w:i w:val="0"/>
+          <w:color w:val="333333"/>
+          <w:sz w:val="21"/>
+        </w:rPr>
+        <w:t xml:space="preserve"> pada indeks bulat(0,5/dt).</w:t>
       </w:r>
     </w:p>
     <w:p>
@@ -9069,7 +10095,91 @@
           <w:i w:val="0"/>
           <w:sz w:val="22"/>
         </w:rPr>
-        <w:t>Untuk skenario critical damped (c=c_c hasil C3, m=5, k=2000), hitung indeks waktu t saat |x(t)| pertama kali turun di bawah 1% dari x0=0,05 m (yaitu &lt; 0,0005 m). Cetak nilai t tersebut.</w:t>
+        <w:t xml:space="preserve">Untuk skenario critical damped (c=</w:t>
+      </w:r>
+      <w:r>
+        <w:rPr>
+          <w:rFonts w:ascii="Arial" w:hAnsi="Arial" w:cs="Arial"/>
+          <w:b w:val="0"/>
+          <w:i w:val="0"/>
+          <w:sz w:val="22"/>
+        </w:rPr>
+        <w:t xml:space="preserve">c</w:t>
+      </w:r>
+      <w:r>
+        <w:rPr>
+          <w:rFonts w:ascii="Arial" w:hAnsi="Arial" w:cs="Arial"/>
+          <w:b w:val="0"/>
+          <w:i w:val="0"/>
+          <w:sz w:val="22"/>
+          <w:vertAlign w:val="subscript"/>
+        </w:rPr>
+        <w:t xml:space="preserve">c</w:t>
+      </w:r>
+      <w:r>
+        <w:rPr>
+          <w:rFonts w:ascii="Arial" w:hAnsi="Arial" w:cs="Arial"/>
+          <w:b w:val="0"/>
+          <w:i w:val="0"/>
+          <w:sz w:val="22"/>
+        </w:rPr>
+        <w:t xml:space="preserve"> hasil </w:t>
+      </w:r>
+      <w:r>
+        <w:rPr>
+          <w:rFonts w:ascii="Arial" w:hAnsi="Arial" w:cs="Arial"/>
+          <w:b w:val="0"/>
+          <w:i w:val="0"/>
+          <w:sz w:val="22"/>
+        </w:rPr>
+        <w:t xml:space="preserve">C</w:t>
+      </w:r>
+      <w:r>
+        <w:rPr>
+          <w:rFonts w:ascii="Arial" w:hAnsi="Arial" w:cs="Arial"/>
+          <w:b w:val="0"/>
+          <w:i w:val="0"/>
+          <w:sz w:val="22"/>
+          <w:vertAlign w:val="subscript"/>
+        </w:rPr>
+        <w:t xml:space="preserve">3</w:t>
+      </w:r>
+      <w:r>
+        <w:rPr>
+          <w:rFonts w:ascii="Arial" w:hAnsi="Arial" w:cs="Arial"/>
+          <w:b w:val="0"/>
+          <w:i w:val="0"/>
+          <w:sz w:val="22"/>
+        </w:rPr>
+        <w:t xml:space="preserve">, m=5, k=2000), hitung indeks waktu t saat |x(t)| pertama kali turun di bawah 1% dari </w:t>
+      </w:r>
+      <w:r>
+        <w:rPr>
+          <w:rFonts w:ascii="Arial" w:hAnsi="Arial" w:cs="Arial"/>
+          <w:b w:val="0"/>
+          <w:i w:val="0"/>
+          <w:sz w:val="22"/>
+        </w:rPr>
+        <w:t xml:space="preserve">x</w:t>
+      </w:r>
+      <w:r>
+        <w:rPr>
+          <w:rFonts w:ascii="Arial" w:hAnsi="Arial" w:cs="Arial"/>
+          <w:b w:val="0"/>
+          <w:i w:val="0"/>
+          <w:sz w:val="22"/>
+          <w:vertAlign w:val="subscript"/>
+        </w:rPr>
+        <w:t xml:space="preserve">0</w:t>
+      </w:r>
+      <w:r>
+        <w:rPr>
+          <w:rFonts w:ascii="Arial" w:hAnsi="Arial" w:cs="Arial"/>
+          <w:b w:val="0"/>
+          <w:i w:val="0"/>
+          <w:sz w:val="22"/>
+        </w:rPr>
+        <w:t xml:space="preserve">=0,05 m (yaitu &lt; 0,0005 m). Cetak nilai t tersebut.</w:t>
       </w:r>
     </w:p>
     <w:p>
@@ -9105,7 +10215,38 @@
           <w:color w:val="333333"/>
           <w:sz w:val="21"/>
         </w:rPr>
-        <w:t>Jalankan loop RK4 dari C7 dengan c=c_c, cek kondisi abs(x) &lt; 0.0005 di setiap langkah, hentikan dan catat t saat kondisi pertama terpenuhi.</w:t>
+        <w:t xml:space="preserve">Jalankan loop RK4 dari C7 dengan c=</w:t>
+      </w:r>
+      <w:r>
+        <w:rPr>
+          <w:rFonts w:ascii="Arial" w:hAnsi="Arial" w:cs="Arial"/>
+          <w:b w:val="0"/>
+          <w:i w:val="0"/>
+          <w:color w:val="333333"/>
+          <w:sz w:val="21"/>
+        </w:rPr>
+        <w:t xml:space="preserve">c</w:t>
+      </w:r>
+      <w:r>
+        <w:rPr>
+          <w:rFonts w:ascii="Arial" w:hAnsi="Arial" w:cs="Arial"/>
+          <w:b w:val="0"/>
+          <w:i w:val="0"/>
+          <w:color w:val="333333"/>
+          <w:sz w:val="21"/>
+          <w:vertAlign w:val="subscript"/>
+        </w:rPr>
+        <w:t xml:space="preserve">c</w:t>
+      </w:r>
+      <w:r>
+        <w:rPr>
+          <w:rFonts w:ascii="Arial" w:hAnsi="Arial" w:cs="Arial"/>
+          <w:b w:val="0"/>
+          <w:i w:val="0"/>
+          <w:color w:val="333333"/>
+          <w:sz w:val="21"/>
+        </w:rPr>
+        <w:t xml:space="preserve">, cek kondisi abs(x) &lt; 0.0005 di setiap langkah, hentikan dan catat t saat kondisi pertama terpenuhi.</w:t>
       </w:r>
     </w:p>
     <w:p>
@@ -9129,7 +10270,231 @@
           <w:i w:val="0"/>
           <w:sz w:val="22"/>
         </w:rPr>
-        <w:t>Hitung energi total awal E0 = 0,5·m·v0² + 0,5·k·x0² untuk x0=0,05, v0=0, m=5, k=2000. Verifikasi bahwa pada sistem tak teredam (c=0) energi pada t=2s (E_akhir) mendekati E0 (drift numerik &lt; 1%). Cetak E0, E_akhir, dan drift persen.</w:t>
+        <w:t xml:space="preserve">Hitung energi total awal </w:t>
+      </w:r>
+      <w:r>
+        <w:rPr>
+          <w:rFonts w:ascii="Arial" w:hAnsi="Arial" w:cs="Arial"/>
+          <w:b w:val="0"/>
+          <w:i w:val="0"/>
+          <w:sz w:val="22"/>
+        </w:rPr>
+        <w:t xml:space="preserve">E</w:t>
+      </w:r>
+      <w:r>
+        <w:rPr>
+          <w:rFonts w:ascii="Arial" w:hAnsi="Arial" w:cs="Arial"/>
+          <w:b w:val="0"/>
+          <w:i w:val="0"/>
+          <w:sz w:val="22"/>
+          <w:vertAlign w:val="subscript"/>
+        </w:rPr>
+        <w:t xml:space="preserve">0</w:t>
+      </w:r>
+      <w:r>
+        <w:rPr>
+          <w:rFonts w:ascii="Arial" w:hAnsi="Arial" w:cs="Arial"/>
+          <w:b w:val="0"/>
+          <w:i w:val="0"/>
+          <w:sz w:val="22"/>
+        </w:rPr>
+        <w:t xml:space="preserve"> = 0,5·m·</w:t>
+      </w:r>
+      <w:r>
+        <w:rPr>
+          <w:rFonts w:ascii="Arial" w:hAnsi="Arial" w:cs="Arial"/>
+          <w:b w:val="0"/>
+          <w:i w:val="0"/>
+          <w:sz w:val="22"/>
+        </w:rPr>
+        <w:t xml:space="preserve">v</w:t>
+      </w:r>
+      <w:r>
+        <w:rPr>
+          <w:rFonts w:ascii="Arial" w:hAnsi="Arial" w:cs="Arial"/>
+          <w:b w:val="0"/>
+          <w:i w:val="0"/>
+          <w:sz w:val="22"/>
+          <w:vertAlign w:val="subscript"/>
+        </w:rPr>
+        <w:t xml:space="preserve">0</w:t>
+      </w:r>
+      <w:r>
+        <w:rPr>
+          <w:rFonts w:ascii="Arial" w:hAnsi="Arial" w:cs="Arial"/>
+          <w:b w:val="0"/>
+          <w:i w:val="0"/>
+          <w:sz w:val="22"/>
+        </w:rPr>
+        <w:t xml:space="preserve">² + 0,5·k·</w:t>
+      </w:r>
+      <w:r>
+        <w:rPr>
+          <w:rFonts w:ascii="Arial" w:hAnsi="Arial" w:cs="Arial"/>
+          <w:b w:val="0"/>
+          <w:i w:val="0"/>
+          <w:sz w:val="22"/>
+        </w:rPr>
+        <w:t xml:space="preserve">x</w:t>
+      </w:r>
+      <w:r>
+        <w:rPr>
+          <w:rFonts w:ascii="Arial" w:hAnsi="Arial" w:cs="Arial"/>
+          <w:b w:val="0"/>
+          <w:i w:val="0"/>
+          <w:sz w:val="22"/>
+          <w:vertAlign w:val="subscript"/>
+        </w:rPr>
+        <w:t xml:space="preserve">0</w:t>
+      </w:r>
+      <w:r>
+        <w:rPr>
+          <w:rFonts w:ascii="Arial" w:hAnsi="Arial" w:cs="Arial"/>
+          <w:b w:val="0"/>
+          <w:i w:val="0"/>
+          <w:sz w:val="22"/>
+        </w:rPr>
+        <w:t xml:space="preserve">² untuk </w:t>
+      </w:r>
+      <w:r>
+        <w:rPr>
+          <w:rFonts w:ascii="Arial" w:hAnsi="Arial" w:cs="Arial"/>
+          <w:b w:val="0"/>
+          <w:i w:val="0"/>
+          <w:sz w:val="22"/>
+        </w:rPr>
+        <w:t xml:space="preserve">x</w:t>
+      </w:r>
+      <w:r>
+        <w:rPr>
+          <w:rFonts w:ascii="Arial" w:hAnsi="Arial" w:cs="Arial"/>
+          <w:b w:val="0"/>
+          <w:i w:val="0"/>
+          <w:sz w:val="22"/>
+          <w:vertAlign w:val="subscript"/>
+        </w:rPr>
+        <w:t xml:space="preserve">0</w:t>
+      </w:r>
+      <w:r>
+        <w:rPr>
+          <w:rFonts w:ascii="Arial" w:hAnsi="Arial" w:cs="Arial"/>
+          <w:b w:val="0"/>
+          <w:i w:val="0"/>
+          <w:sz w:val="22"/>
+        </w:rPr>
+        <w:t xml:space="preserve">=0,05, </w:t>
+      </w:r>
+      <w:r>
+        <w:rPr>
+          <w:rFonts w:ascii="Arial" w:hAnsi="Arial" w:cs="Arial"/>
+          <w:b w:val="0"/>
+          <w:i w:val="0"/>
+          <w:sz w:val="22"/>
+        </w:rPr>
+        <w:t xml:space="preserve">v</w:t>
+      </w:r>
+      <w:r>
+        <w:rPr>
+          <w:rFonts w:ascii="Arial" w:hAnsi="Arial" w:cs="Arial"/>
+          <w:b w:val="0"/>
+          <w:i w:val="0"/>
+          <w:sz w:val="22"/>
+          <w:vertAlign w:val="subscript"/>
+        </w:rPr>
+        <w:t xml:space="preserve">0</w:t>
+      </w:r>
+      <w:r>
+        <w:rPr>
+          <w:rFonts w:ascii="Arial" w:hAnsi="Arial" w:cs="Arial"/>
+          <w:b w:val="0"/>
+          <w:i w:val="0"/>
+          <w:sz w:val="22"/>
+        </w:rPr>
+        <w:t xml:space="preserve">=0, m=5, k=2000. Verifikasi bahwa pada sistem tak teredam (c=0) energi pada t=2s (</w:t>
+      </w:r>
+      <w:r>
+        <w:rPr>
+          <w:rFonts w:ascii="Arial" w:hAnsi="Arial" w:cs="Arial"/>
+          <w:b w:val="0"/>
+          <w:i w:val="0"/>
+          <w:sz w:val="22"/>
+        </w:rPr>
+        <w:t xml:space="preserve">E</w:t>
+      </w:r>
+      <w:r>
+        <w:rPr>
+          <w:rFonts w:ascii="Arial" w:hAnsi="Arial" w:cs="Arial"/>
+          <w:b w:val="0"/>
+          <w:i w:val="0"/>
+          <w:sz w:val="22"/>
+          <w:vertAlign w:val="subscript"/>
+        </w:rPr>
+        <w:t xml:space="preserve">akhir</w:t>
+      </w:r>
+      <w:r>
+        <w:rPr>
+          <w:rFonts w:ascii="Arial" w:hAnsi="Arial" w:cs="Arial"/>
+          <w:b w:val="0"/>
+          <w:i w:val="0"/>
+          <w:sz w:val="22"/>
+        </w:rPr>
+        <w:t xml:space="preserve">) mendekati E0 (drift numerik &lt; 1%). Cetak </w:t>
+      </w:r>
+      <w:r>
+        <w:rPr>
+          <w:rFonts w:ascii="Arial" w:hAnsi="Arial" w:cs="Arial"/>
+          <w:b w:val="0"/>
+          <w:i w:val="0"/>
+          <w:sz w:val="22"/>
+        </w:rPr>
+        <w:t xml:space="preserve">E</w:t>
+      </w:r>
+      <w:r>
+        <w:rPr>
+          <w:rFonts w:ascii="Arial" w:hAnsi="Arial" w:cs="Arial"/>
+          <w:b w:val="0"/>
+          <w:i w:val="0"/>
+          <w:sz w:val="22"/>
+          <w:vertAlign w:val="subscript"/>
+        </w:rPr>
+        <w:t xml:space="preserve">0</w:t>
+      </w:r>
+      <w:r>
+        <w:rPr>
+          <w:rFonts w:ascii="Arial" w:hAnsi="Arial" w:cs="Arial"/>
+          <w:b w:val="0"/>
+          <w:i w:val="0"/>
+          <w:sz w:val="22"/>
+        </w:rPr>
+        <w:t xml:space="preserve">, </w:t>
+      </w:r>
+      <w:r>
+        <w:rPr>
+          <w:rFonts w:ascii="Arial" w:hAnsi="Arial" w:cs="Arial"/>
+          <w:b w:val="0"/>
+          <w:i w:val="0"/>
+          <w:sz w:val="22"/>
+        </w:rPr>
+        <w:t xml:space="preserve">E</w:t>
+      </w:r>
+      <w:r>
+        <w:rPr>
+          <w:rFonts w:ascii="Arial" w:hAnsi="Arial" w:cs="Arial"/>
+          <w:b w:val="0"/>
+          <w:i w:val="0"/>
+          <w:sz w:val="22"/>
+          <w:vertAlign w:val="subscript"/>
+        </w:rPr>
+        <w:t xml:space="preserve">akhir</w:t>
+      </w:r>
+      <w:r>
+        <w:rPr>
+          <w:rFonts w:ascii="Arial" w:hAnsi="Arial" w:cs="Arial"/>
+          <w:b w:val="0"/>
+          <w:i w:val="0"/>
+          <w:sz w:val="22"/>
+        </w:rPr>
+        <w:t xml:space="preserve">, dan drift persen.</w:t>
       </w:r>
     </w:p>
     <w:p>
@@ -9165,7 +10530,131 @@
           <w:color w:val="333333"/>
           <w:sz w:val="21"/>
         </w:rPr>
-        <w:t>Hitung E0 langsung dari rumus, lalu simulasikan RK4 dengan c=0 sampai t_max=2 sambil menghitung E=T+U tiap langkah; drift = abs(E_akhir-E0)/E0*100.</w:t>
+        <w:t xml:space="preserve">Hitung E0 langsung dari rumus, lalu simulasikan RK4 dengan c=0 sampai </w:t>
+      </w:r>
+      <w:r>
+        <w:rPr>
+          <w:rFonts w:ascii="Arial" w:hAnsi="Arial" w:cs="Arial"/>
+          <w:b w:val="0"/>
+          <w:i w:val="0"/>
+          <w:color w:val="333333"/>
+          <w:sz w:val="21"/>
+        </w:rPr>
+        <w:t xml:space="preserve">t</w:t>
+      </w:r>
+      <w:r>
+        <w:rPr>
+          <w:rFonts w:ascii="Arial" w:hAnsi="Arial" w:cs="Arial"/>
+          <w:b w:val="0"/>
+          <w:i w:val="0"/>
+          <w:color w:val="333333"/>
+          <w:sz w:val="21"/>
+          <w:vertAlign w:val="subscript"/>
+        </w:rPr>
+        <w:t xml:space="preserve">max</w:t>
+      </w:r>
+      <w:r>
+        <w:rPr>
+          <w:rFonts w:ascii="Arial" w:hAnsi="Arial" w:cs="Arial"/>
+          <w:b w:val="0"/>
+          <w:i w:val="0"/>
+          <w:color w:val="333333"/>
+          <w:sz w:val="21"/>
+        </w:rPr>
+        <w:t xml:space="preserve">=2 sambil menghitung E=T+U tiap langkah; drift = abs(</w:t>
+      </w:r>
+      <w:r>
+        <w:rPr>
+          <w:rFonts w:ascii="Arial" w:hAnsi="Arial" w:cs="Arial"/>
+          <w:b w:val="0"/>
+          <w:i w:val="0"/>
+          <w:color w:val="333333"/>
+          <w:sz w:val="21"/>
+        </w:rPr>
+        <w:t xml:space="preserve">E</w:t>
+      </w:r>
+      <w:r>
+        <w:rPr>
+          <w:rFonts w:ascii="Arial" w:hAnsi="Arial" w:cs="Arial"/>
+          <w:b w:val="0"/>
+          <w:i w:val="0"/>
+          <w:color w:val="333333"/>
+          <w:sz w:val="21"/>
+          <w:vertAlign w:val="subscript"/>
+        </w:rPr>
+        <w:t xml:space="preserve">akhir</w:t>
+      </w:r>
+      <w:r>
+        <w:rPr>
+          <w:rFonts w:ascii="Arial" w:hAnsi="Arial" w:cs="Arial"/>
+          <w:b w:val="0"/>
+          <w:i w:val="0"/>
+          <w:color w:val="333333"/>
+          <w:sz w:val="21"/>
+        </w:rPr>
+        <w:t xml:space="preserve">-</w:t>
+      </w:r>
+      <w:r>
+        <w:rPr>
+          <w:rFonts w:ascii="Arial" w:hAnsi="Arial" w:cs="Arial"/>
+          <w:b w:val="0"/>
+          <w:i w:val="0"/>
+          <w:color w:val="333333"/>
+          <w:sz w:val="21"/>
+        </w:rPr>
+        <w:t xml:space="preserve">E</w:t>
+      </w:r>
+      <w:r>
+        <w:rPr>
+          <w:rFonts w:ascii="Arial" w:hAnsi="Arial" w:cs="Arial"/>
+          <w:b w:val="0"/>
+          <w:i w:val="0"/>
+          <w:color w:val="333333"/>
+          <w:sz w:val="21"/>
+          <w:vertAlign w:val="subscript"/>
+        </w:rPr>
+        <w:t xml:space="preserve">0</w:t>
+      </w:r>
+      <w:r>
+        <w:rPr>
+          <w:rFonts w:ascii="Arial" w:hAnsi="Arial" w:cs="Arial"/>
+          <w:b w:val="0"/>
+          <w:i w:val="0"/>
+          <w:color w:val="333333"/>
+          <w:sz w:val="21"/>
+        </w:rPr>
+        <w:t xml:space="preserve">)/</w:t>
+      </w:r>
+      <w:r>
+        <w:rPr>
+          <w:rFonts w:ascii="Arial" w:hAnsi="Arial" w:cs="Arial"/>
+          <w:b w:val="0"/>
+          <w:i w:val="0"/>
+          <w:color w:val="333333"/>
+          <w:sz w:val="21"/>
+        </w:rPr>
+        <w:t xml:space="preserve">E</w:t>
+      </w:r>
+      <w:r>
+        <w:rPr>
+          <w:rFonts w:ascii="Arial" w:hAnsi="Arial" w:cs="Arial"/>
+          <w:b w:val="0"/>
+          <w:i w:val="0"/>
+          <w:color w:val="333333"/>
+          <w:sz w:val="21"/>
+          <w:vertAlign w:val="subscript"/>
+        </w:rPr>
+        <w:t xml:space="preserve">0</w:t>
+      </w:r>
+      <w:r>
+        <w:rPr>
+          <w:rFonts w:ascii="Arial" w:hAnsi="Arial" w:cs="Arial"/>
+          <w:b w:val="0"/>
+          <w:i w:val="0"/>
+          <w:color w:val="333333"/>
+          <w:sz w:val="21"/>
+        </w:rPr>
+        <w:t xml:space="preserve">·100.</w:t>
       </w:r>
     </w:p>
     <w:p>
@@ -9225,7 +10714,7 @@
           <w:color w:val="333333"/>
           <w:sz w:val="21"/>
         </w:rPr>
-        <w:t>omega_d = omega_n*np.sqrt(1-zeta**2) untuk tiap zeta dalam list, lalu urutkan list hasil dengan sorted(..., reverse=True).</w:t>
+        <w:t xml:space="preserve">omega_d = omega_n·np.sqrt(1-zeta**2) untuk tiap ζ dalam list, lalu urutkan list hasil dengan sorted(..., reverse=True).</w:t>
       </w:r>
     </w:p>
     <w:p>
@@ -9280,7 +10769,203 @@
           <w:i w:val="0"/>
           <w:sz w:val="22"/>
         </w:rPr>
-        <w:t>Implementasikan integrator RK4 dari awal (tanpa scipy.integrate) untuk mensimulasikan getaran bebas sistem m=5, k=2000 pada 4 skenario redaman sekaligus (c=0; 0,1·c_c; c_c; 2·c_c dengan c_c=2√(km)), kondisi awal x0=0,05, v0=0, dt=0,001, t_max=3. Cetak nilai x(t=1,0 s) untuk keempat skenario dalam satu dictionary.</w:t>
+        <w:t xml:space="preserve">Implementasikan integrator RK4 dari awal (tanpa scipy.integrate) untuk mensimulasikan getaran bebas sistem m=5, k=2000 pada 4 skenario redaman sekaligus (c=0; 0,1·</w:t>
+      </w:r>
+      <w:r>
+        <w:rPr>
+          <w:rFonts w:ascii="Arial" w:hAnsi="Arial" w:cs="Arial"/>
+          <w:b w:val="0"/>
+          <w:i w:val="0"/>
+          <w:sz w:val="22"/>
+        </w:rPr>
+        <w:t xml:space="preserve">c</w:t>
+      </w:r>
+      <w:r>
+        <w:rPr>
+          <w:rFonts w:ascii="Arial" w:hAnsi="Arial" w:cs="Arial"/>
+          <w:b w:val="0"/>
+          <w:i w:val="0"/>
+          <w:sz w:val="22"/>
+          <w:vertAlign w:val="subscript"/>
+        </w:rPr>
+        <w:t xml:space="preserve">c</w:t>
+      </w:r>
+      <w:r>
+        <w:rPr>
+          <w:rFonts w:ascii="Arial" w:hAnsi="Arial" w:cs="Arial"/>
+          <w:b w:val="0"/>
+          <w:i w:val="0"/>
+          <w:sz w:val="22"/>
+        </w:rPr>
+        <w:t xml:space="preserve">; </w:t>
+      </w:r>
+      <w:r>
+        <w:rPr>
+          <w:rFonts w:ascii="Arial" w:hAnsi="Arial" w:cs="Arial"/>
+          <w:b w:val="0"/>
+          <w:i w:val="0"/>
+          <w:sz w:val="22"/>
+        </w:rPr>
+        <w:t xml:space="preserve">c</w:t>
+      </w:r>
+      <w:r>
+        <w:rPr>
+          <w:rFonts w:ascii="Arial" w:hAnsi="Arial" w:cs="Arial"/>
+          <w:b w:val="0"/>
+          <w:i w:val="0"/>
+          <w:sz w:val="22"/>
+          <w:vertAlign w:val="subscript"/>
+        </w:rPr>
+        <w:t xml:space="preserve">c</w:t>
+      </w:r>
+      <w:r>
+        <w:rPr>
+          <w:rFonts w:ascii="Arial" w:hAnsi="Arial" w:cs="Arial"/>
+          <w:b w:val="0"/>
+          <w:i w:val="0"/>
+          <w:sz w:val="22"/>
+        </w:rPr>
+        <w:t xml:space="preserve">; 2·</w:t>
+      </w:r>
+      <w:r>
+        <w:rPr>
+          <w:rFonts w:ascii="Arial" w:hAnsi="Arial" w:cs="Arial"/>
+          <w:b w:val="0"/>
+          <w:i w:val="0"/>
+          <w:sz w:val="22"/>
+        </w:rPr>
+        <w:t xml:space="preserve">c</w:t>
+      </w:r>
+      <w:r>
+        <w:rPr>
+          <w:rFonts w:ascii="Arial" w:hAnsi="Arial" w:cs="Arial"/>
+          <w:b w:val="0"/>
+          <w:i w:val="0"/>
+          <w:sz w:val="22"/>
+          <w:vertAlign w:val="subscript"/>
+        </w:rPr>
+        <w:t xml:space="preserve">c</w:t>
+      </w:r>
+      <w:r>
+        <w:rPr>
+          <w:rFonts w:ascii="Arial" w:hAnsi="Arial" w:cs="Arial"/>
+          <w:b w:val="0"/>
+          <w:i w:val="0"/>
+          <w:sz w:val="22"/>
+        </w:rPr>
+        <w:t xml:space="preserve"> dengan </w:t>
+      </w:r>
+      <w:r>
+        <w:rPr>
+          <w:rFonts w:ascii="Arial" w:hAnsi="Arial" w:cs="Arial"/>
+          <w:b w:val="0"/>
+          <w:i w:val="0"/>
+          <w:sz w:val="22"/>
+        </w:rPr>
+        <w:t xml:space="preserve">c</w:t>
+      </w:r>
+      <w:r>
+        <w:rPr>
+          <w:rFonts w:ascii="Arial" w:hAnsi="Arial" w:cs="Arial"/>
+          <w:b w:val="0"/>
+          <w:i w:val="0"/>
+          <w:sz w:val="22"/>
+          <w:vertAlign w:val="subscript"/>
+        </w:rPr>
+        <w:t xml:space="preserve">c</w:t>
+      </w:r>
+      <w:r>
+        <w:rPr>
+          <w:rFonts w:ascii="Arial" w:hAnsi="Arial" w:cs="Arial"/>
+          <w:b w:val="0"/>
+          <w:i w:val="0"/>
+          <w:sz w:val="22"/>
+        </w:rPr>
+        <w:t xml:space="preserve">=2√(km)), kondisi awal </w:t>
+      </w:r>
+      <w:r>
+        <w:rPr>
+          <w:rFonts w:ascii="Arial" w:hAnsi="Arial" w:cs="Arial"/>
+          <w:b w:val="0"/>
+          <w:i w:val="0"/>
+          <w:sz w:val="22"/>
+        </w:rPr>
+        <w:t xml:space="preserve">x</w:t>
+      </w:r>
+      <w:r>
+        <w:rPr>
+          <w:rFonts w:ascii="Arial" w:hAnsi="Arial" w:cs="Arial"/>
+          <w:b w:val="0"/>
+          <w:i w:val="0"/>
+          <w:sz w:val="22"/>
+          <w:vertAlign w:val="subscript"/>
+        </w:rPr>
+        <w:t xml:space="preserve">0</w:t>
+      </w:r>
+      <w:r>
+        <w:rPr>
+          <w:rFonts w:ascii="Arial" w:hAnsi="Arial" w:cs="Arial"/>
+          <w:b w:val="0"/>
+          <w:i w:val="0"/>
+          <w:sz w:val="22"/>
+        </w:rPr>
+        <w:t xml:space="preserve">=0,05, </w:t>
+      </w:r>
+      <w:r>
+        <w:rPr>
+          <w:rFonts w:ascii="Arial" w:hAnsi="Arial" w:cs="Arial"/>
+          <w:b w:val="0"/>
+          <w:i w:val="0"/>
+          <w:sz w:val="22"/>
+        </w:rPr>
+        <w:t xml:space="preserve">v</w:t>
+      </w:r>
+      <w:r>
+        <w:rPr>
+          <w:rFonts w:ascii="Arial" w:hAnsi="Arial" w:cs="Arial"/>
+          <w:b w:val="0"/>
+          <w:i w:val="0"/>
+          <w:sz w:val="22"/>
+          <w:vertAlign w:val="subscript"/>
+        </w:rPr>
+        <w:t xml:space="preserve">0</w:t>
+      </w:r>
+      <w:r>
+        <w:rPr>
+          <w:rFonts w:ascii="Arial" w:hAnsi="Arial" w:cs="Arial"/>
+          <w:b w:val="0"/>
+          <w:i w:val="0"/>
+          <w:sz w:val="22"/>
+        </w:rPr>
+        <w:t xml:space="preserve">=0, dt=0,001, </w:t>
+      </w:r>
+      <w:r>
+        <w:rPr>
+          <w:rFonts w:ascii="Arial" w:hAnsi="Arial" w:cs="Arial"/>
+          <w:b w:val="0"/>
+          <w:i w:val="0"/>
+          <w:sz w:val="22"/>
+        </w:rPr>
+        <w:t xml:space="preserve">t</w:t>
+      </w:r>
+      <w:r>
+        <w:rPr>
+          <w:rFonts w:ascii="Arial" w:hAnsi="Arial" w:cs="Arial"/>
+          <w:b w:val="0"/>
+          <w:i w:val="0"/>
+          <w:sz w:val="22"/>
+          <w:vertAlign w:val="subscript"/>
+        </w:rPr>
+        <w:t xml:space="preserve">max</w:t>
+      </w:r>
+      <w:r>
+        <w:rPr>
+          <w:rFonts w:ascii="Arial" w:hAnsi="Arial" w:cs="Arial"/>
+          <w:b w:val="0"/>
+          <w:i w:val="0"/>
+          <w:sz w:val="22"/>
+        </w:rPr>
+        <w:t xml:space="preserve">=3. Cetak nilai x(t=1,0 s) untuk keempat skenario dalam satu dictionary.</w:t>
       </w:r>
     </w:p>
     <w:p>
@@ -9400,7 +11085,7 @@
           <w:i w:val="0"/>
           <w:sz w:val="22"/>
         </w:rPr>
-        <w:t>Implementasikan generator phase portrait dari awal (RK4 manual tanpa scipy) untuk 4 skenario redaman yang sama seperti CH1, lalu klasifikasikan otomatis bentuk trayektori berdasarkan aturan: zeta==0 -&gt; 'center (elips)'; 0&lt;zeta&lt;1 -&gt; 'spiral (stable focus)'; zeta==1 -&gt; 'critical node'; zeta&gt;1 -&gt; 'stable node'. Cetak dictionary {nama_skenario: label_bentuk}.</w:t>
+        <w:t xml:space="preserve">Implementasikan generator phase portrait dari awal (RK4 manual tanpa scipy) untuk 4 skenario redaman yang sama seperti CH1, lalu klasifikasikan otomatis bentuk trayektori berdasarkan aturan: ζ==0 → 'center (elips)'; 0&lt;ζ&lt;1 → 'spiral (stable focus)'; ζ==1 → 'critical node'; ζ&gt;1 → 'stable node'. Cetak dictionary {nama_skenario: label_bentuk}.</w:t>
       </w:r>
     </w:p>
     <w:p>
@@ -9436,7 +11121,38 @@
           <w:color w:val="333333"/>
           <w:sz w:val="21"/>
         </w:rPr>
-        <w:t>Hitung zeta = c/c_c untuk tiap skenario dari CH1, lalu terapkan aturan if/elif sesuai rentang zeta untuk mendapatkan label bentuk trayektori, simpan hasil ke dictionary.</w:t>
+        <w:t xml:space="preserve">Hitung ζ = c/</w:t>
+      </w:r>
+      <w:r>
+        <w:rPr>
+          <w:rFonts w:ascii="Arial" w:hAnsi="Arial" w:cs="Arial"/>
+          <w:b w:val="0"/>
+          <w:i w:val="0"/>
+          <w:color w:val="333333"/>
+          <w:sz w:val="21"/>
+        </w:rPr>
+        <w:t xml:space="preserve">c</w:t>
+      </w:r>
+      <w:r>
+        <w:rPr>
+          <w:rFonts w:ascii="Arial" w:hAnsi="Arial" w:cs="Arial"/>
+          <w:b w:val="0"/>
+          <w:i w:val="0"/>
+          <w:color w:val="333333"/>
+          <w:sz w:val="21"/>
+          <w:vertAlign w:val="subscript"/>
+        </w:rPr>
+        <w:t xml:space="preserve">c</w:t>
+      </w:r>
+      <w:r>
+        <w:rPr>
+          <w:rFonts w:ascii="Arial" w:hAnsi="Arial" w:cs="Arial"/>
+          <w:b w:val="0"/>
+          <w:i w:val="0"/>
+          <w:color w:val="333333"/>
+          <w:sz w:val="21"/>
+        </w:rPr>
+        <w:t xml:space="preserve"> untuk tiap skenario dari CH1, lalu terapkan aturan if/elif sesuai rentang ζ untuk mendapatkan label bentuk trayektori, simpan hasil ke dictionary.</w:t>
       </w:r>
     </w:p>
     <w:p>
@@ -9460,7 +11176,147 @@
           <w:i w:val="0"/>
           <w:sz w:val="22"/>
         </w:rPr>
-        <w:t>Implementasikan validasi konvergensi integrator RK4: untuk sistem tak teredam (c=0, m=5, k=2000, x0=0,05, v0=0, t_max=1), simulasikan dengan tiga nilai step-size dt = [0,01; 0,001; 0,0001], hitung drift energi relatif |E_akhir−E0|/E0×100(%) untuk setiap dt, lalu cetak tabel drift vs dt yang menunjukkan bahwa drift mengecil seiring dt mengecil.</w:t>
+        <w:t xml:space="preserve">Implementasikan validasi konvergensi integrator RK4: untuk sistem tak teredam (c=0, m=5, k=2000, </w:t>
+      </w:r>
+      <w:r>
+        <w:rPr>
+          <w:rFonts w:ascii="Arial" w:hAnsi="Arial" w:cs="Arial"/>
+          <w:b w:val="0"/>
+          <w:i w:val="0"/>
+          <w:sz w:val="22"/>
+        </w:rPr>
+        <w:t xml:space="preserve">x</w:t>
+      </w:r>
+      <w:r>
+        <w:rPr>
+          <w:rFonts w:ascii="Arial" w:hAnsi="Arial" w:cs="Arial"/>
+          <w:b w:val="0"/>
+          <w:i w:val="0"/>
+          <w:sz w:val="22"/>
+          <w:vertAlign w:val="subscript"/>
+        </w:rPr>
+        <w:t xml:space="preserve">0</w:t>
+      </w:r>
+      <w:r>
+        <w:rPr>
+          <w:rFonts w:ascii="Arial" w:hAnsi="Arial" w:cs="Arial"/>
+          <w:b w:val="0"/>
+          <w:i w:val="0"/>
+          <w:sz w:val="22"/>
+        </w:rPr>
+        <w:t xml:space="preserve">=0,05, </w:t>
+      </w:r>
+      <w:r>
+        <w:rPr>
+          <w:rFonts w:ascii="Arial" w:hAnsi="Arial" w:cs="Arial"/>
+          <w:b w:val="0"/>
+          <w:i w:val="0"/>
+          <w:sz w:val="22"/>
+        </w:rPr>
+        <w:t xml:space="preserve">v</w:t>
+      </w:r>
+      <w:r>
+        <w:rPr>
+          <w:rFonts w:ascii="Arial" w:hAnsi="Arial" w:cs="Arial"/>
+          <w:b w:val="0"/>
+          <w:i w:val="0"/>
+          <w:sz w:val="22"/>
+          <w:vertAlign w:val="subscript"/>
+        </w:rPr>
+        <w:t xml:space="preserve">0</w:t>
+      </w:r>
+      <w:r>
+        <w:rPr>
+          <w:rFonts w:ascii="Arial" w:hAnsi="Arial" w:cs="Arial"/>
+          <w:b w:val="0"/>
+          <w:i w:val="0"/>
+          <w:sz w:val="22"/>
+        </w:rPr>
+        <w:t xml:space="preserve">=0, </w:t>
+      </w:r>
+      <w:r>
+        <w:rPr>
+          <w:rFonts w:ascii="Arial" w:hAnsi="Arial" w:cs="Arial"/>
+          <w:b w:val="0"/>
+          <w:i w:val="0"/>
+          <w:sz w:val="22"/>
+        </w:rPr>
+        <w:t xml:space="preserve">t</w:t>
+      </w:r>
+      <w:r>
+        <w:rPr>
+          <w:rFonts w:ascii="Arial" w:hAnsi="Arial" w:cs="Arial"/>
+          <w:b w:val="0"/>
+          <w:i w:val="0"/>
+          <w:sz w:val="22"/>
+          <w:vertAlign w:val="subscript"/>
+        </w:rPr>
+        <w:t xml:space="preserve">max</w:t>
+      </w:r>
+      <w:r>
+        <w:rPr>
+          <w:rFonts w:ascii="Arial" w:hAnsi="Arial" w:cs="Arial"/>
+          <w:b w:val="0"/>
+          <w:i w:val="0"/>
+          <w:sz w:val="22"/>
+        </w:rPr>
+        <w:t xml:space="preserve">=1), simulasikan dengan tiga nilai step-size dt = [0,01; 0,001; 0,0001], hitung drift energi relatif |</w:t>
+      </w:r>
+      <w:r>
+        <w:rPr>
+          <w:rFonts w:ascii="Arial" w:hAnsi="Arial" w:cs="Arial"/>
+          <w:b w:val="0"/>
+          <w:i w:val="0"/>
+          <w:sz w:val="22"/>
+        </w:rPr>
+        <w:t xml:space="preserve">E</w:t>
+      </w:r>
+      <w:r>
+        <w:rPr>
+          <w:rFonts w:ascii="Arial" w:hAnsi="Arial" w:cs="Arial"/>
+          <w:b w:val="0"/>
+          <w:i w:val="0"/>
+          <w:sz w:val="22"/>
+          <w:vertAlign w:val="subscript"/>
+        </w:rPr>
+        <w:t xml:space="preserve">akhir</w:t>
+      </w:r>
+      <w:r>
+        <w:rPr>
+          <w:rFonts w:ascii="Arial" w:hAnsi="Arial" w:cs="Arial"/>
+          <w:b w:val="0"/>
+          <w:i w:val="0"/>
+          <w:sz w:val="22"/>
+        </w:rPr>
+        <w:t xml:space="preserve">−E0|/</w:t>
+      </w:r>
+      <w:r>
+        <w:rPr>
+          <w:rFonts w:ascii="Arial" w:hAnsi="Arial" w:cs="Arial"/>
+          <w:b w:val="0"/>
+          <w:i w:val="0"/>
+          <w:sz w:val="22"/>
+        </w:rPr>
+        <w:t xml:space="preserve">E</w:t>
+      </w:r>
+      <w:r>
+        <w:rPr>
+          <w:rFonts w:ascii="Arial" w:hAnsi="Arial" w:cs="Arial"/>
+          <w:b w:val="0"/>
+          <w:i w:val="0"/>
+          <w:sz w:val="22"/>
+          <w:vertAlign w:val="subscript"/>
+        </w:rPr>
+        <w:t xml:space="preserve">0</w:t>
+      </w:r>
+      <w:r>
+        <w:rPr>
+          <w:rFonts w:ascii="Arial" w:hAnsi="Arial" w:cs="Arial"/>
+          <w:b w:val="0"/>
+          <w:i w:val="0"/>
+          <w:sz w:val="22"/>
+        </w:rPr>
+        <w:t xml:space="preserve">×100(%) untuk setiap dt, lalu cetak tabel drift vs dt yang menunjukkan bahwa drift mengecil seiring dt mengecil.</w:t>
       </w:r>
     </w:p>
     <w:p>
@@ -9496,7 +11352,69 @@
           <w:color w:val="333333"/>
           <w:sz w:val="21"/>
         </w:rPr>
-        <w:t>Loop tiga nilai dt, untuk tiap dt jalankan simulasi RK4 manual dan hitung E0 serta E_akhir seperti C9, lalu cetak drift persen untuk tiap dt dalam bentuk tabel sederhana.</w:t>
+        <w:t xml:space="preserve">Loop tiga nilai dt, untuk tiap dt jalankan simulasi RK4 manual dan hitung E0 serta </w:t>
+      </w:r>
+      <w:r>
+        <w:rPr>
+          <w:rFonts w:ascii="Arial" w:hAnsi="Arial" w:cs="Arial"/>
+          <w:b w:val="0"/>
+          <w:i w:val="0"/>
+          <w:color w:val="333333"/>
+          <w:sz w:val="21"/>
+        </w:rPr>
+        <w:t xml:space="preserve">E</w:t>
+      </w:r>
+      <w:r>
+        <w:rPr>
+          <w:rFonts w:ascii="Arial" w:hAnsi="Arial" w:cs="Arial"/>
+          <w:b w:val="0"/>
+          <w:i w:val="0"/>
+          <w:color w:val="333333"/>
+          <w:sz w:val="21"/>
+          <w:vertAlign w:val="subscript"/>
+        </w:rPr>
+        <w:t xml:space="preserve">akhir</w:t>
+      </w:r>
+      <w:r>
+        <w:rPr>
+          <w:rFonts w:ascii="Arial" w:hAnsi="Arial" w:cs="Arial"/>
+          <w:b w:val="0"/>
+          <w:i w:val="0"/>
+          <w:color w:val="333333"/>
+          <w:sz w:val="21"/>
+        </w:rPr>
+        <w:t xml:space="preserve"> seperti </w:t>
+      </w:r>
+      <w:r>
+        <w:rPr>
+          <w:rFonts w:ascii="Arial" w:hAnsi="Arial" w:cs="Arial"/>
+          <w:b w:val="0"/>
+          <w:i w:val="0"/>
+          <w:color w:val="333333"/>
+          <w:sz w:val="21"/>
+        </w:rPr>
+        <w:t xml:space="preserve">C</w:t>
+      </w:r>
+      <w:r>
+        <w:rPr>
+          <w:rFonts w:ascii="Arial" w:hAnsi="Arial" w:cs="Arial"/>
+          <w:b w:val="0"/>
+          <w:i w:val="0"/>
+          <w:color w:val="333333"/>
+          <w:sz w:val="21"/>
+          <w:vertAlign w:val="subscript"/>
+        </w:rPr>
+        <w:t xml:space="preserve">9</w:t>
+      </w:r>
+      <w:r>
+        <w:rPr>
+          <w:rFonts w:ascii="Arial" w:hAnsi="Arial" w:cs="Arial"/>
+          <w:b w:val="0"/>
+          <w:i w:val="0"/>
+          <w:color w:val="333333"/>
+          <w:sz w:val="21"/>
+        </w:rPr>
+        <w:t xml:space="preserve">, lalu cetak drift persen untuk tiap dt dalam bentuk tabel sederhana.</w:t>
       </w:r>
     </w:p>
     <w:p>
@@ -9520,7 +11438,231 @@
           <w:i w:val="0"/>
           <w:sz w:val="22"/>
         </w:rPr>
-        <w:t>Implementasikan fungsi klasifikasi_sistem(F_t, Fk_x, redaman_c) yang menerima deskripsi simbolik sistem dalam bentuk string dan mengembalikan label klasifikasi lengkap (eksitasi: bebas/paksa; linearitas: linear/nonlinear; redaman: tak teredam/teredam) berdasarkan aturan: F_t=='0' -&gt; bebas, selain itu -&gt; paksa; jika string Fk_x mengandung '**' atau 'abs' -&gt; nonlinear, selain itu -&gt; linear; redaman_c==0 -&gt; tak teredam, selain itu -&gt; teredam. Uji pada 4 kasus: (F_t='0', Fk='k*x', c=0), (F_t='F0*sin(w*t)', Fk='k*x', c=15), (F_t='0', Fk='k*x+a*x**3', c=0), (F_t='0', Fk='k*x', c=40). Cetak label lengkap untuk keempat kasus.</w:t>
+        <w:t xml:space="preserve">Implementasikan fungsi klasifikasi_sistem(</w:t>
+      </w:r>
+      <w:r>
+        <w:rPr>
+          <w:rFonts w:ascii="Arial" w:hAnsi="Arial" w:cs="Arial"/>
+          <w:b w:val="0"/>
+          <w:i w:val="0"/>
+          <w:sz w:val="22"/>
+        </w:rPr>
+        <w:t xml:space="preserve">F</w:t>
+      </w:r>
+      <w:r>
+        <w:rPr>
+          <w:rFonts w:ascii="Arial" w:hAnsi="Arial" w:cs="Arial"/>
+          <w:b w:val="0"/>
+          <w:i w:val="0"/>
+          <w:sz w:val="22"/>
+          <w:vertAlign w:val="subscript"/>
+        </w:rPr>
+        <w:t xml:space="preserve">t</w:t>
+      </w:r>
+      <w:r>
+        <w:rPr>
+          <w:rFonts w:ascii="Arial" w:hAnsi="Arial" w:cs="Arial"/>
+          <w:b w:val="0"/>
+          <w:i w:val="0"/>
+          <w:sz w:val="22"/>
+        </w:rPr>
+        <w:t xml:space="preserve">, </w:t>
+      </w:r>
+      <w:r>
+        <w:rPr>
+          <w:rFonts w:ascii="Arial" w:hAnsi="Arial" w:cs="Arial"/>
+          <w:b w:val="0"/>
+          <w:i w:val="0"/>
+          <w:sz w:val="22"/>
+        </w:rPr>
+        <w:t xml:space="preserve">Fk</w:t>
+      </w:r>
+      <w:r>
+        <w:rPr>
+          <w:rFonts w:ascii="Arial" w:hAnsi="Arial" w:cs="Arial"/>
+          <w:b w:val="0"/>
+          <w:i w:val="0"/>
+          <w:sz w:val="22"/>
+          <w:vertAlign w:val="subscript"/>
+        </w:rPr>
+        <w:t xml:space="preserve">x</w:t>
+      </w:r>
+      <w:r>
+        <w:rPr>
+          <w:rFonts w:ascii="Arial" w:hAnsi="Arial" w:cs="Arial"/>
+          <w:b w:val="0"/>
+          <w:i w:val="0"/>
+          <w:sz w:val="22"/>
+        </w:rPr>
+        <w:t xml:space="preserve">, redaman_c) yang menerima deskripsi simbolik sistem dalam bentuk string dan mengembalikan label klasifikasi lengkap (eksitasi: bebas/paksa; linearitas: linear/nonlinear; redaman: tak teredam/teredam) berdasarkan aturan: </w:t>
+      </w:r>
+      <w:r>
+        <w:rPr>
+          <w:rFonts w:ascii="Arial" w:hAnsi="Arial" w:cs="Arial"/>
+          <w:b w:val="0"/>
+          <w:i w:val="0"/>
+          <w:sz w:val="22"/>
+        </w:rPr>
+        <w:t xml:space="preserve">F</w:t>
+      </w:r>
+      <w:r>
+        <w:rPr>
+          <w:rFonts w:ascii="Arial" w:hAnsi="Arial" w:cs="Arial"/>
+          <w:b w:val="0"/>
+          <w:i w:val="0"/>
+          <w:sz w:val="22"/>
+          <w:vertAlign w:val="subscript"/>
+        </w:rPr>
+        <w:t xml:space="preserve">t</w:t>
+      </w:r>
+      <w:r>
+        <w:rPr>
+          <w:rFonts w:ascii="Arial" w:hAnsi="Arial" w:cs="Arial"/>
+          <w:b w:val="0"/>
+          <w:i w:val="0"/>
+          <w:sz w:val="22"/>
+        </w:rPr>
+        <w:t xml:space="preserve">=='0' → bebas, selain itu → paksa; jika string </w:t>
+      </w:r>
+      <w:r>
+        <w:rPr>
+          <w:rFonts w:ascii="Arial" w:hAnsi="Arial" w:cs="Arial"/>
+          <w:b w:val="0"/>
+          <w:i w:val="0"/>
+          <w:sz w:val="22"/>
+        </w:rPr>
+        <w:t xml:space="preserve">Fk</w:t>
+      </w:r>
+      <w:r>
+        <w:rPr>
+          <w:rFonts w:ascii="Arial" w:hAnsi="Arial" w:cs="Arial"/>
+          <w:b w:val="0"/>
+          <w:i w:val="0"/>
+          <w:sz w:val="22"/>
+          <w:vertAlign w:val="subscript"/>
+        </w:rPr>
+        <w:t xml:space="preserve">x</w:t>
+      </w:r>
+      <w:r>
+        <w:rPr>
+          <w:rFonts w:ascii="Arial" w:hAnsi="Arial" w:cs="Arial"/>
+          <w:b w:val="0"/>
+          <w:i w:val="0"/>
+          <w:sz w:val="22"/>
+        </w:rPr>
+        <w:t xml:space="preserve"> mengandung '**' atau 'abs' → nonlinear, selain itu → linear; redaman_c==0 → tak teredam, selain itu → teredam. Uji pada 4 kasus: (</w:t>
+      </w:r>
+      <w:r>
+        <w:rPr>
+          <w:rFonts w:ascii="Arial" w:hAnsi="Arial" w:cs="Arial"/>
+          <w:b w:val="0"/>
+          <w:i w:val="0"/>
+          <w:sz w:val="22"/>
+        </w:rPr>
+        <w:t xml:space="preserve">F</w:t>
+      </w:r>
+      <w:r>
+        <w:rPr>
+          <w:rFonts w:ascii="Arial" w:hAnsi="Arial" w:cs="Arial"/>
+          <w:b w:val="0"/>
+          <w:i w:val="0"/>
+          <w:sz w:val="22"/>
+          <w:vertAlign w:val="subscript"/>
+        </w:rPr>
+        <w:t xml:space="preserve">t</w:t>
+      </w:r>
+      <w:r>
+        <w:rPr>
+          <w:rFonts w:ascii="Arial" w:hAnsi="Arial" w:cs="Arial"/>
+          <w:b w:val="0"/>
+          <w:i w:val="0"/>
+          <w:sz w:val="22"/>
+        </w:rPr>
+        <w:t xml:space="preserve">='0', Fk='k·x', c=0), (</w:t>
+      </w:r>
+      <w:r>
+        <w:rPr>
+          <w:rFonts w:ascii="Arial" w:hAnsi="Arial" w:cs="Arial"/>
+          <w:b w:val="0"/>
+          <w:i w:val="0"/>
+          <w:sz w:val="22"/>
+        </w:rPr>
+        <w:t xml:space="preserve">F</w:t>
+      </w:r>
+      <w:r>
+        <w:rPr>
+          <w:rFonts w:ascii="Arial" w:hAnsi="Arial" w:cs="Arial"/>
+          <w:b w:val="0"/>
+          <w:i w:val="0"/>
+          <w:sz w:val="22"/>
+          <w:vertAlign w:val="subscript"/>
+        </w:rPr>
+        <w:t xml:space="preserve">t</w:t>
+      </w:r>
+      <w:r>
+        <w:rPr>
+          <w:rFonts w:ascii="Arial" w:hAnsi="Arial" w:cs="Arial"/>
+          <w:b w:val="0"/>
+          <w:i w:val="0"/>
+          <w:sz w:val="22"/>
+        </w:rPr>
+        <w:t xml:space="preserve">='F0·sin(w·t)', Fk='k·x', c=15), (</w:t>
+      </w:r>
+      <w:r>
+        <w:rPr>
+          <w:rFonts w:ascii="Arial" w:hAnsi="Arial" w:cs="Arial"/>
+          <w:b w:val="0"/>
+          <w:i w:val="0"/>
+          <w:sz w:val="22"/>
+        </w:rPr>
+        <w:t xml:space="preserve">F</w:t>
+      </w:r>
+      <w:r>
+        <w:rPr>
+          <w:rFonts w:ascii="Arial" w:hAnsi="Arial" w:cs="Arial"/>
+          <w:b w:val="0"/>
+          <w:i w:val="0"/>
+          <w:sz w:val="22"/>
+          <w:vertAlign w:val="subscript"/>
+        </w:rPr>
+        <w:t xml:space="preserve">t</w:t>
+      </w:r>
+      <w:r>
+        <w:rPr>
+          <w:rFonts w:ascii="Arial" w:hAnsi="Arial" w:cs="Arial"/>
+          <w:b w:val="0"/>
+          <w:i w:val="0"/>
+          <w:sz w:val="22"/>
+        </w:rPr>
+        <w:t xml:space="preserve">='0', Fk='k·x+a·x**3', c=0), (</w:t>
+      </w:r>
+      <w:r>
+        <w:rPr>
+          <w:rFonts w:ascii="Arial" w:hAnsi="Arial" w:cs="Arial"/>
+          <w:b w:val="0"/>
+          <w:i w:val="0"/>
+          <w:sz w:val="22"/>
+        </w:rPr>
+        <w:t xml:space="preserve">F</w:t>
+      </w:r>
+      <w:r>
+        <w:rPr>
+          <w:rFonts w:ascii="Arial" w:hAnsi="Arial" w:cs="Arial"/>
+          <w:b w:val="0"/>
+          <w:i w:val="0"/>
+          <w:sz w:val="22"/>
+          <w:vertAlign w:val="subscript"/>
+        </w:rPr>
+        <w:t xml:space="preserve">t</w:t>
+      </w:r>
+      <w:r>
+        <w:rPr>
+          <w:rFonts w:ascii="Arial" w:hAnsi="Arial" w:cs="Arial"/>
+          <w:b w:val="0"/>
+          <w:i w:val="0"/>
+          <w:sz w:val="22"/>
+        </w:rPr>
+        <w:t xml:space="preserve">='0', Fk='k·x', c=40). Cetak label lengkap untuk keempat kasus.</w:t>
       </w:r>
     </w:p>
     <w:p>
@@ -9556,7 +11698,100 @@
           <w:color w:val="333333"/>
           <w:sz w:val="21"/>
         </w:rPr>
-        <w:t>Gunakan pengecekan string sederhana ('**' in Fk_x or 'abs' in Fk_x) untuk linearitas, dan perbandingan langsung F_t=='0' serta redaman_c==0 untuk dua sumbu klasifikasi lainnya, lalu gabungkan ketiga label menjadi satu string hasil per kasus.</w:t>
+        <w:t xml:space="preserve">Gunakan pengecekan string sederhana ('**' in </w:t>
+      </w:r>
+      <w:r>
+        <w:rPr>
+          <w:rFonts w:ascii="Arial" w:hAnsi="Arial" w:cs="Arial"/>
+          <w:b w:val="0"/>
+          <w:i w:val="0"/>
+          <w:color w:val="333333"/>
+          <w:sz w:val="21"/>
+        </w:rPr>
+        <w:t xml:space="preserve">Fk</w:t>
+      </w:r>
+      <w:r>
+        <w:rPr>
+          <w:rFonts w:ascii="Arial" w:hAnsi="Arial" w:cs="Arial"/>
+          <w:b w:val="0"/>
+          <w:i w:val="0"/>
+          <w:color w:val="333333"/>
+          <w:sz w:val="21"/>
+          <w:vertAlign w:val="subscript"/>
+        </w:rPr>
+        <w:t xml:space="preserve">x</w:t>
+      </w:r>
+      <w:r>
+        <w:rPr>
+          <w:rFonts w:ascii="Arial" w:hAnsi="Arial" w:cs="Arial"/>
+          <w:b w:val="0"/>
+          <w:i w:val="0"/>
+          <w:color w:val="333333"/>
+          <w:sz w:val="21"/>
+        </w:rPr>
+        <w:t xml:space="preserve"> or 'abs' in </w:t>
+      </w:r>
+      <w:r>
+        <w:rPr>
+          <w:rFonts w:ascii="Arial" w:hAnsi="Arial" w:cs="Arial"/>
+          <w:b w:val="0"/>
+          <w:i w:val="0"/>
+          <w:color w:val="333333"/>
+          <w:sz w:val="21"/>
+        </w:rPr>
+        <w:t xml:space="preserve">Fk</w:t>
+      </w:r>
+      <w:r>
+        <w:rPr>
+          <w:rFonts w:ascii="Arial" w:hAnsi="Arial" w:cs="Arial"/>
+          <w:b w:val="0"/>
+          <w:i w:val="0"/>
+          <w:color w:val="333333"/>
+          <w:sz w:val="21"/>
+          <w:vertAlign w:val="subscript"/>
+        </w:rPr>
+        <w:t xml:space="preserve">x</w:t>
+      </w:r>
+      <w:r>
+        <w:rPr>
+          <w:rFonts w:ascii="Arial" w:hAnsi="Arial" w:cs="Arial"/>
+          <w:b w:val="0"/>
+          <w:i w:val="0"/>
+          <w:color w:val="333333"/>
+          <w:sz w:val="21"/>
+        </w:rPr>
+        <w:t xml:space="preserve">) untuk linearitas, dan perbandingan langsung </w:t>
+      </w:r>
+      <w:r>
+        <w:rPr>
+          <w:rFonts w:ascii="Arial" w:hAnsi="Arial" w:cs="Arial"/>
+          <w:b w:val="0"/>
+          <w:i w:val="0"/>
+          <w:color w:val="333333"/>
+          <w:sz w:val="21"/>
+        </w:rPr>
+        <w:t xml:space="preserve">F</w:t>
+      </w:r>
+      <w:r>
+        <w:rPr>
+          <w:rFonts w:ascii="Arial" w:hAnsi="Arial" w:cs="Arial"/>
+          <w:b w:val="0"/>
+          <w:i w:val="0"/>
+          <w:color w:val="333333"/>
+          <w:sz w:val="21"/>
+          <w:vertAlign w:val="subscript"/>
+        </w:rPr>
+        <w:t xml:space="preserve">t</w:t>
+      </w:r>
+      <w:r>
+        <w:rPr>
+          <w:rFonts w:ascii="Arial" w:hAnsi="Arial" w:cs="Arial"/>
+          <w:b w:val="0"/>
+          <w:i w:val="0"/>
+          <w:color w:val="333333"/>
+          <w:sz w:val="21"/>
+        </w:rPr>
+        <w:t xml:space="preserve">=='0' serta redaman_c==0 untuk dua sumbu klasifikasi lainnya, lalu gabungkan ketiga label menjadi satu string hasil per kasus.</w:t>
       </w:r>
     </w:p>
     <w:p>

--- a/Getaran-Mekanik/Modul-Word/Modul-2-Sistem-Getaran-dan-Klasifikasi.docx
+++ b/Getaran-Mekanik/Modul-Word/Modul-2-Sistem-Getaran-dan-Klasifikasi.docx
@@ -9451,7 +9451,7 @@
           <w:color w:val="333333"/>
           <w:sz w:val="21"/>
         </w:rPr>
-        <w:t xml:space="preserve">f_n = omega_n/(2·np.pi), lalu T = 1/f_n.</w:t>
+        <w:t>f_n = omega_n/(2*np.pi), lalu T = 1/f_n.</w:t>
       </w:r>
     </w:p>
     <w:p>
@@ -9539,7 +9539,7 @@
           <w:color w:val="333333"/>
           <w:sz w:val="21"/>
         </w:rPr>
-        <w:t xml:space="preserve">c_c = 2·np.sqrt(k*m).</w:t>
+        <w:t>c_c = 2*np.sqrt(k*m).</w:t>
       </w:r>
     </w:p>
     <w:p>
@@ -9718,7 +9718,7 @@
           <w:color w:val="333333"/>
           <w:sz w:val="21"/>
         </w:rPr>
-        <w:t xml:space="preserve">omega_d = omega_n·np.sqrt(1 - zeta**2), pakai omega_n dari C1 dan ζ dari C4.</w:t>
+        <w:t xml:space="preserve">omega_d = omega_n * np.sqrt(1 - zeta**2), pakai omega_n dari C1 dan ζ dari C4.</w:t>
       </w:r>
     </w:p>
     <w:p>
@@ -10714,7 +10714,7 @@
           <w:color w:val="333333"/>
           <w:sz w:val="21"/>
         </w:rPr>
-        <w:t xml:space="preserve">omega_d = omega_n·np.sqrt(1-zeta**2) untuk tiap ζ dalam list, lalu urutkan list hasil dengan sorted(..., reverse=True).</w:t>
+        <w:t xml:space="preserve">omega_d = omega_n*np.sqrt(1-zeta**2) untuk tiap ζ dalam list, lalu urutkan list hasil dengan sorted(..., reverse=True).</w:t>
       </w:r>
     </w:p>
     <w:p>
@@ -11578,7 +11578,7 @@
           <w:i w:val="0"/>
           <w:sz w:val="22"/>
         </w:rPr>
-        <w:t xml:space="preserve">='0', Fk='k·x', c=0), (</w:t>
+        <w:t xml:space="preserve">='0', Fk='k*x', c=0), (</w:t>
       </w:r>
       <w:r>
         <w:rPr>
@@ -11606,7 +11606,7 @@
           <w:i w:val="0"/>
           <w:sz w:val="22"/>
         </w:rPr>
-        <w:t xml:space="preserve">='F0·sin(w·t)', Fk='k·x', c=15), (</w:t>
+        <w:t xml:space="preserve">='F0*sin(w*t)', Fk='k*x', c=15), (</w:t>
       </w:r>
       <w:r>
         <w:rPr>
@@ -11634,7 +11634,7 @@
           <w:i w:val="0"/>
           <w:sz w:val="22"/>
         </w:rPr>
-        <w:t xml:space="preserve">='0', Fk='k·x+a·x**3', c=0), (</w:t>
+        <w:t xml:space="preserve">='0', Fk='k*x+a*x**3', c=0), (</w:t>
       </w:r>
       <w:r>
         <w:rPr>
@@ -11662,7 +11662,7 @@
           <w:i w:val="0"/>
           <w:sz w:val="22"/>
         </w:rPr>
-        <w:t xml:space="preserve">='0', Fk='k·x', c=40). Cetak label lengkap untuk keempat kasus.</w:t>
+        <w:t xml:space="preserve">='0', Fk='k*x', c=40). Cetak label lengkap untuk keempat kasus.</w:t>
       </w:r>
     </w:p>
     <w:p>

--- a/Getaran-Mekanik/Modul-Word/Modul-2-Sistem-Getaran-dan-Klasifikasi.docx
+++ b/Getaran-Mekanik/Modul-Word/Modul-2-Sistem-Getaran-dan-Klasifikasi.docx
@@ -2840,6 +2840,15 @@
         </w:rPr>
         <w:t>Setiap sistem getaran mekanik tersusun dari tiga elemen pasif: massa (m) yang menyimpan energi kinetik dan menahan perubahan kecepatan, pegas (k) yang menyimpan energi potensial elastis dan gaya restorasinya sebanding perpindahan (Hukum Hooke), serta peredam (c) yang mendisipasi energi mekanik menjadi panas melalui gaya yang sebanding kecepatan (model viscous). Ketiga elemen ini bersifat lumped parameter, artinya sifat fisik yang sebenarnya terdistribusi (seperti rubber mount dengan complex stiffness k* = k(1 + iη)) diaproksimasi menjadi parameter k dan c ekuivalen pada frekuensi tertentu.</w:t>
       </w:r>
+      <w:r>
+        <w:rPr>
+          <w:rFonts w:ascii="Arial" w:hAnsi="Arial" w:cs="Arial"/>
+          <w:b w:val="0"/>
+          <w:i w:val="0"/>
+          <w:sz w:val="22"/>
+        </w:rPr>
+        <w:t xml:space="preserve"> Hubungan ini dirangkum dalam Persamaan (1).</w:t>
+      </w:r>
     </w:p>
     <w:p>
       <w:pPr>
@@ -2979,6 +2988,16 @@
           <w:sz w:val="22"/>
         </w:rPr>
         <w:t xml:space="preserve">  ⟹  mẍ + cẋ + kx = F(t)</w:t>
+      </w:r>
+      <w:r>
+        <w:rPr>
+          <w:rFonts w:ascii="Arial" w:hAnsi="Arial" w:cs="Arial"/>
+          <w:b/>
+          <w:i/>
+          <w:color w:val="305496"/>
+          <w:sz w:val="22"/>
+        </w:rPr>
+        <w:t xml:space="preserve">   (1)</w:t>
       </w:r>
     </w:p>
     <w:p>
@@ -3766,7 +3785,7 @@
           <w:i w:val="0"/>
           <w:sz w:val="22"/>
         </w:rPr>
-        <w:t xml:space="preserve"> Hubungan ini dirangkum dalam Persamaan (1).</w:t>
+        <w:t xml:space="preserve"> Bentuk ringkasnya dituliskan pada Persamaan (2).</w:t>
       </w:r>
     </w:p>
     <w:p>
@@ -3792,7 +3811,7 @@
           <w:color w:val="305496"/>
           <w:sz w:val="22"/>
         </w:rPr>
-        <w:t xml:space="preserve">   (1)</w:t>
+        <w:t xml:space="preserve">   (2)</w:t>
       </w:r>
     </w:p>
     <w:p>
@@ -5323,6 +5342,15 @@
         </w:rPr>
         <w:t>Derajat kebebasan (DoF) adalah jumlah koordinat independen minimum yang diperlukan untuk mendeskripsikan posisi sistem secara lengkap. Klasifikasi ini menentukan kompleksitas analisis: sistem 1-DoF dapat diselesaikan analitis dengan mudah, sistem MDoF (Multi-Degree-of-Freedom) memerlukan analisis modal berbasis matriks, sedangkan sistem continuous (massa dan kekakuan terdistribusi, tak terhingga DoF) memerlukan solusi persamaan diferensial parsial (PDE).</w:t>
       </w:r>
+      <w:r>
+        <w:rPr>
+          <w:rFonts w:ascii="Arial" w:hAnsi="Arial" w:cs="Arial"/>
+          <w:b w:val="0"/>
+          <w:i w:val="0"/>
+          <w:sz w:val="22"/>
+        </w:rPr>
+        <w:t xml:space="preserve"> Persamaan (3) memadatkan aturan tersebut.</w:t>
+      </w:r>
     </w:p>
     <w:p>
       <w:pPr>
@@ -5338,6 +5366,16 @@
           <w:sz w:val="22"/>
         </w:rPr>
         <w:t>1-DoF (1 koordinat)  →  MDoF (n koordinat, matriks n×n)  →  Continuous (∞-DoF, PDE)</w:t>
+      </w:r>
+      <w:r>
+        <w:rPr>
+          <w:rFonts w:ascii="Arial" w:hAnsi="Arial" w:cs="Arial"/>
+          <w:b/>
+          <w:i/>
+          <w:color w:val="305496"/>
+          <w:sz w:val="22"/>
+        </w:rPr>
+        <w:t xml:space="preserve">   (3)</w:t>
       </w:r>
     </w:p>
     <w:p>
@@ -6275,6 +6313,15 @@
         </w:rPr>
         <w:t>Diagram fase (phase portrait) adalah plot dua dimensi dengan sumbu posisi x dan kecepatan ẋ. Setiap kondisi sistem direpresentasikan sebagai satu titik, dan evolusi waktu sistem digambarkan sebagai trajektori pada bidang tersebut, memberikan pemahaman geometris tentang dinamika tanpa perlu solusi analitis eksplisit.</w:t>
       </w:r>
+      <w:r>
+        <w:rPr>
+          <w:rFonts w:ascii="Arial" w:hAnsi="Arial" w:cs="Arial"/>
+          <w:b w:val="0"/>
+          <w:i w:val="0"/>
+          <w:sz w:val="22"/>
+        </w:rPr>
+        <w:t xml:space="preserve"> Rangkuman kuantitatifnya tertulis pada Persamaan (4).</w:t>
+      </w:r>
     </w:p>
     <w:p>
       <w:pPr>
@@ -6290,6 +6337,16 @@
           <w:sz w:val="22"/>
         </w:rPr>
         <w:t>State: (x, ẋ)  ·  Trajektori: x(t) → ẋ(t) pada plane fase</w:t>
+      </w:r>
+      <w:r>
+        <w:rPr>
+          <w:rFonts w:ascii="Arial" w:hAnsi="Arial" w:cs="Arial"/>
+          <w:b/>
+          <w:i/>
+          <w:color w:val="305496"/>
+          <w:sz w:val="22"/>
+        </w:rPr>
+        <w:t xml:space="preserve">   (4)</w:t>
       </w:r>
     </w:p>
     <w:p>

--- a/Getaran-Mekanik/Modul-Word/Modul-2-Sistem-Getaran-dan-Klasifikasi.docx
+++ b/Getaran-Mekanik/Modul-Word/Modul-2-Sistem-Getaran-dan-Klasifikasi.docx
@@ -2852,8 +2852,11 @@
     </w:p>
     <w:p>
       <w:pPr>
+        <w:tabs>
+          <w:tab w:val="center" w:pos="4393"/>
+          <w:tab w:val="right" w:pos="8787"/>
+        </w:tabs>
         <w:spacing w:before="40" w:after="120"/>
-        <w:jc w:val="center"/>
       </w:pPr>
       <w:r>
         <w:rPr>
@@ -2863,7 +2866,7 @@
           <w:color w:val="305496"/>
           <w:sz w:val="22"/>
         </w:rPr>
-        <w:t xml:space="preserve"/>
+        <w:tab/>
       </w:r>
       <w:r>
         <w:rPr>
@@ -2873,7 +2876,7 @@
           <w:color w:val="305496"/>
           <w:sz w:val="22"/>
         </w:rPr>
-        <w:t xml:space="preserve">F</w:t>
+        <w:t xml:space="preserve"/>
       </w:r>
       <w:r>
         <w:rPr>
@@ -2882,9 +2885,8 @@
           <w:i/>
           <w:color w:val="305496"/>
           <w:sz w:val="22"/>
-          <w:vertAlign w:val="subscript"/>
-        </w:rPr>
-        <w:t xml:space="preserve">inersia</w:t>
+        </w:rPr>
+        <w:t xml:space="preserve">F</w:t>
       </w:r>
       <w:r>
         <w:rPr>
@@ -2893,8 +2895,9 @@
           <w:i/>
           <w:color w:val="305496"/>
           <w:sz w:val="22"/>
-        </w:rPr>
-        <w:t xml:space="preserve"> + </w:t>
+          <w:vertAlign w:val="subscript"/>
+        </w:rPr>
+        <w:t xml:space="preserve">inersia</w:t>
       </w:r>
       <w:r>
         <w:rPr>
@@ -2904,7 +2907,7 @@
           <w:color w:val="305496"/>
           <w:sz w:val="22"/>
         </w:rPr>
-        <w:t xml:space="preserve">F</w:t>
+        <w:t xml:space="preserve"> + </w:t>
       </w:r>
       <w:r>
         <w:rPr>
@@ -2913,9 +2916,8 @@
           <w:i/>
           <w:color w:val="305496"/>
           <w:sz w:val="22"/>
-          <w:vertAlign w:val="subscript"/>
-        </w:rPr>
-        <w:t xml:space="preserve">redaman</w:t>
+        </w:rPr>
+        <w:t xml:space="preserve">F</w:t>
       </w:r>
       <w:r>
         <w:rPr>
@@ -2924,8 +2926,9 @@
           <w:i/>
           <w:color w:val="305496"/>
           <w:sz w:val="22"/>
-        </w:rPr>
-        <w:t xml:space="preserve"> + </w:t>
+          <w:vertAlign w:val="subscript"/>
+        </w:rPr>
+        <w:t xml:space="preserve">redaman</w:t>
       </w:r>
       <w:r>
         <w:rPr>
@@ -2935,7 +2938,7 @@
           <w:color w:val="305496"/>
           <w:sz w:val="22"/>
         </w:rPr>
-        <w:t xml:space="preserve">F</w:t>
+        <w:t xml:space="preserve"> + </w:t>
       </w:r>
       <w:r>
         <w:rPr>
@@ -2944,9 +2947,8 @@
           <w:i/>
           <w:color w:val="305496"/>
           <w:sz w:val="22"/>
-          <w:vertAlign w:val="subscript"/>
-        </w:rPr>
-        <w:t xml:space="preserve">pegas</w:t>
+        </w:rPr>
+        <w:t xml:space="preserve">F</w:t>
       </w:r>
       <w:r>
         <w:rPr>
@@ -2955,8 +2957,9 @@
           <w:i/>
           <w:color w:val="305496"/>
           <w:sz w:val="22"/>
-        </w:rPr>
-        <w:t xml:space="preserve"> = </w:t>
+          <w:vertAlign w:val="subscript"/>
+        </w:rPr>
+        <w:t xml:space="preserve">pegas</w:t>
       </w:r>
       <w:r>
         <w:rPr>
@@ -2966,7 +2969,7 @@
           <w:color w:val="305496"/>
           <w:sz w:val="22"/>
         </w:rPr>
-        <w:t xml:space="preserve">F</w:t>
+        <w:t xml:space="preserve"> = </w:t>
       </w:r>
       <w:r>
         <w:rPr>
@@ -2975,9 +2978,8 @@
           <w:i/>
           <w:color w:val="305496"/>
           <w:sz w:val="22"/>
-          <w:vertAlign w:val="subscript"/>
-        </w:rPr>
-        <w:t xml:space="preserve">eksitasi</w:t>
+        </w:rPr>
+        <w:t xml:space="preserve">F</w:t>
       </w:r>
       <w:r>
         <w:rPr>
@@ -2986,8 +2988,9 @@
           <w:i/>
           <w:color w:val="305496"/>
           <w:sz w:val="22"/>
-        </w:rPr>
-        <w:t xml:space="preserve">  ⟹  mẍ + cẋ + kx = F(t)</w:t>
+          <w:vertAlign w:val="subscript"/>
+        </w:rPr>
+        <w:t xml:space="preserve">eksitasi</w:t>
       </w:r>
       <w:r>
         <w:rPr>
@@ -2997,7 +3000,18 @@
           <w:color w:val="305496"/>
           <w:sz w:val="22"/>
         </w:rPr>
-        <w:t xml:space="preserve">   (1)</w:t>
+        <w:t xml:space="preserve">  ⟹  mẍ + cẋ + kx = F(t)</w:t>
+      </w:r>
+      <w:r>
+        <w:rPr>
+          <w:rFonts w:ascii="Arial" w:hAnsi="Arial" w:cs="Arial"/>
+          <w:b/>
+          <w:i/>
+          <w:color w:val="305496"/>
+          <w:sz w:val="22"/>
+        </w:rPr>
+        <w:tab/>
+        <w:t xml:space="preserve">(1)</w:t>
       </w:r>
     </w:p>
     <w:p>
@@ -3790,8 +3804,11 @@
     </w:p>
     <w:p>
       <w:pPr>
+        <w:tabs>
+          <w:tab w:val="center" w:pos="4393"/>
+          <w:tab w:val="right" w:pos="8787"/>
+        </w:tabs>
         <w:spacing w:before="40" w:after="120"/>
-        <w:jc w:val="center"/>
       </w:pPr>
       <w:r>
         <w:rPr>
@@ -3801,7 +3818,7 @@
           <w:color w:val="305496"/>
           <w:sz w:val="22"/>
         </w:rPr>
-        <w:t>m·ẍ + c·ẋ + k·x = F(t)  ⟹  ẍ + 2ζωn·ẋ + ωn²·x = F(t)/m,   ωn = √(k/m),   ζ = c/(2√(km))</w:t>
+        <w:tab/>
       </w:r>
       <w:r>
         <w:rPr>
@@ -3811,7 +3828,18 @@
           <w:color w:val="305496"/>
           <w:sz w:val="22"/>
         </w:rPr>
-        <w:t xml:space="preserve">   (2)</w:t>
+        <w:t>m·ẍ + c·ẋ + k·x = F(t)  ⟹  ẍ + 2ζωn·ẋ + ωn²·x = F(t)/m,   ωn = √(k/m),   ζ = c/(2√(km))</w:t>
+      </w:r>
+      <w:r>
+        <w:rPr>
+          <w:rFonts w:ascii="Arial" w:hAnsi="Arial" w:cs="Arial"/>
+          <w:b/>
+          <w:i/>
+          <w:color w:val="305496"/>
+          <w:sz w:val="22"/>
+        </w:rPr>
+        <w:tab/>
+        <w:t xml:space="preserve">(2)</w:t>
       </w:r>
     </w:p>
     <w:p>
@@ -5354,8 +5382,11 @@
     </w:p>
     <w:p>
       <w:pPr>
+        <w:tabs>
+          <w:tab w:val="center" w:pos="4393"/>
+          <w:tab w:val="right" w:pos="8787"/>
+        </w:tabs>
         <w:spacing w:before="40" w:after="120"/>
-        <w:jc w:val="center"/>
       </w:pPr>
       <w:r>
         <w:rPr>
@@ -5365,7 +5396,7 @@
           <w:color w:val="305496"/>
           <w:sz w:val="22"/>
         </w:rPr>
-        <w:t>1-DoF (1 koordinat)  →  MDoF (n koordinat, matriks n×n)  →  Continuous (∞-DoF, PDE)</w:t>
+        <w:tab/>
       </w:r>
       <w:r>
         <w:rPr>
@@ -5375,7 +5406,18 @@
           <w:color w:val="305496"/>
           <w:sz w:val="22"/>
         </w:rPr>
-        <w:t xml:space="preserve">   (3)</w:t>
+        <w:t>1-DoF (1 koordinat)  →  MDoF (n koordinat, matriks n×n)  →  Continuous (∞-DoF, PDE)</w:t>
+      </w:r>
+      <w:r>
+        <w:rPr>
+          <w:rFonts w:ascii="Arial" w:hAnsi="Arial" w:cs="Arial"/>
+          <w:b/>
+          <w:i/>
+          <w:color w:val="305496"/>
+          <w:sz w:val="22"/>
+        </w:rPr>
+        <w:tab/>
+        <w:t xml:space="preserve">(3)</w:t>
       </w:r>
     </w:p>
     <w:p>
@@ -6325,8 +6367,11 @@
     </w:p>
     <w:p>
       <w:pPr>
+        <w:tabs>
+          <w:tab w:val="center" w:pos="4393"/>
+          <w:tab w:val="right" w:pos="8787"/>
+        </w:tabs>
         <w:spacing w:before="40" w:after="120"/>
-        <w:jc w:val="center"/>
       </w:pPr>
       <w:r>
         <w:rPr>
@@ -6336,7 +6381,7 @@
           <w:color w:val="305496"/>
           <w:sz w:val="22"/>
         </w:rPr>
-        <w:t>State: (x, ẋ)  ·  Trajektori: x(t) → ẋ(t) pada plane fase</w:t>
+        <w:tab/>
       </w:r>
       <w:r>
         <w:rPr>
@@ -6346,7 +6391,18 @@
           <w:color w:val="305496"/>
           <w:sz w:val="22"/>
         </w:rPr>
-        <w:t xml:space="preserve">   (4)</w:t>
+        <w:t>State: (x, ẋ)  ·  Trajektori: x(t) → ẋ(t) pada plane fase</w:t>
+      </w:r>
+      <w:r>
+        <w:rPr>
+          <w:rFonts w:ascii="Arial" w:hAnsi="Arial" w:cs="Arial"/>
+          <w:b/>
+          <w:i/>
+          <w:color w:val="305496"/>
+          <w:sz w:val="22"/>
+        </w:rPr>
+        <w:tab/>
+        <w:t xml:space="preserve">(4)</w:t>
       </w:r>
     </w:p>
     <w:p>

--- a/Getaran-Mekanik/Modul-Word/Modul-2-Sistem-Getaran-dan-Klasifikasi.docx
+++ b/Getaran-Mekanik/Modul-Word/Modul-2-Sistem-Getaran-dan-Klasifikasi.docx
@@ -2579,45 +2579,65 @@
     <w:p>
       <w:pPr>
         <w:pBdr>
-          <w:top w:val="single" w:sz="8" w:space="6" w:color="2E9E6B"/>
-          <w:left w:val="single" w:sz="8" w:space="6" w:color="2E9E6B"/>
-          <w:bottom w:val="single" w:sz="8" w:space="6" w:color="2E9E6B"/>
-          <w:right w:val="single" w:sz="8" w:space="6" w:color="2E9E6B"/>
+          <w:top w:val="single" w:sz="6" w:space="10" w:color="BFE3D0"/>
+          <w:left w:val="single" w:sz="24" w:space="12" w:color="1F7A55"/>
+          <w:bottom w:val="single" w:sz="6" w:space="10" w:color="BFE3D0"/>
+          <w:right w:val="single" w:sz="6" w:space="10" w:color="BFE3D0"/>
         </w:pBdr>
-        <w:shd w:val="clear" w:fill="EAF7F0"/>
-        <w:spacing w:before="80" w:after="240"/>
-      </w:pPr>
-      <w:r>
-        <w:rPr>
-          <w:rFonts w:ascii="Arial" w:hAnsi="Arial" w:cs="Arial"/>
-          <w:b/>
-          <w:i w:val="0"/>
-          <w:color w:val="1F3864"/>
-          <w:sz w:val="21"/>
-        </w:rPr>
-        <w:t xml:space="preserve">🔗 Modul Interaktif: </w:t>
+        <w:shd w:val="clear" w:fill="F1FAF5"/>
+        <w:spacing w:before="140" w:after="60" w:line="264" w:lineRule="auto"/>
+        <w:ind w:left="170" w:right="170"/>
+        <w:jc w:val="left"/>
+      </w:pPr>
+      <w:r>
+        <w:rPr>
+          <w:rFonts w:ascii="Arial" w:hAnsi="Arial" w:cs="Arial"/>
+          <w:b/>
+          <w:i w:val="0"/>
+          <w:color w:val="1F7A55"/>
+          <w:sz w:val="17"/>
+          <w:spacing w:val="30"/>
+        </w:rPr>
+        <w:t xml:space="preserve">🔗 MODUL INTERAKTIF</w:t>
+      </w:r>
+      <w:r>
+        <w:br/>
       </w:r>
       <w:hyperlink r:id="rId19">
         <w:r>
           <w:rPr>
             <w:rFonts w:ascii="Arial" w:hAnsi="Arial" w:cs="Arial"/>
-            <w:sz w:val="22"/>
+            <w:b/>
             <w:color w:val="0563C1"/>
+            <w:sz w:val="20"/>
             <w:u w:val="single"/>
-            <w:b/>
           </w:rPr>
           <w:t xml:space="preserve">https://dedik-romahadi.github.io/Mechanical-Engineering-Courses/Getaran-Mekanik/Modul/Modul-2.html</w:t>
         </w:r>
       </w:hyperlink>
-      <w:r>
-        <w:rPr>
-          <w:rFonts w:ascii="Arial" w:hAnsi="Arial" w:cs="Arial"/>
-          <w:b w:val="0"/>
-          <w:i w:val="0"/>
-          <w:color w:val="333333"/>
-          <w:sz w:val="20"/>
-        </w:rPr>
-        <w:t>. Pada layar masuk, pilih tombol “👁️ Mode Preview (Tanpa Login)” untuk melihat modul lengkap (animasi, kalkulator interaktif, editor kode Python langsung di browser) tanpa perlu akun. Soal pada Mode Preview bersifat tampilan saja; jawaban benar/salah dan poin tidak aktif.</w:t>
+    </w:p>
+    <w:p>
+      <w:pPr>
+        <w:pBdr>
+          <w:top w:val="single" w:sz="6" w:space="10" w:color="BFE3D0"/>
+          <w:left w:val="single" w:sz="24" w:space="12" w:color="1F7A55"/>
+          <w:bottom w:val="single" w:sz="6" w:space="10" w:color="BFE3D0"/>
+          <w:right w:val="single" w:sz="6" w:space="10" w:color="BFE3D0"/>
+        </w:pBdr>
+        <w:shd w:val="clear" w:fill="F1FAF5"/>
+        <w:spacing w:before="0" w:after="140" w:line="264" w:lineRule="auto"/>
+        <w:ind w:left="170" w:right="170"/>
+        <w:jc w:val="left"/>
+      </w:pPr>
+      <w:r>
+        <w:rPr>
+          <w:rFonts w:ascii="Arial" w:hAnsi="Arial" w:cs="Arial"/>
+          <w:b w:val="0"/>
+          <w:i w:val="0"/>
+          <w:color w:val="44525F"/>
+          <w:sz w:val="19"/>
+        </w:rPr>
+        <w:t xml:space="preserve">Pada layar masuk, pilih tombol “👁️ Mode Preview (Tanpa Login)” untuk melihat modul lengkap (animasi, kalkulator interaktif, editor kode Python langsung di browser) tanpa perlu akun. Soal pada Mode Preview bersifat tampilan saja; jawaban benar/salah dan poin tidak aktif.</w:t>
       </w:r>
     </w:p>
     <w:p>
